--- a/06-学生侧材料/讲义/2026-06-23-钛钒铬锰.docx
+++ b/06-学生侧材料/讲义/2026-06-23-钛钒铬锰.docx
@@ -2,7 +2,7 @@
 <file path=word/document.xml><?xml version="1.0" encoding="utf-8"?>
 <w:document xmlns:w="http://schemas.openxmlformats.org/wordprocessingml/2006/main" xmlns:m="http://schemas.openxmlformats.org/officeDocument/2006/math" xmlns:r="http://schemas.openxmlformats.org/officeDocument/2006/relationships" xmlns:o="urn:schemas-microsoft-com:office:office" xmlns:v="urn:schemas-microsoft-com:vml" xmlns:w10="urn:schemas-microsoft-com:office:word" xmlns:a="http://schemas.openxmlformats.org/drawingml/2006/main" xmlns:pic="http://schemas.openxmlformats.org/drawingml/2006/picture" xmlns:wp="http://schemas.openxmlformats.org/drawingml/2006/wordprocessingDrawing">
   <w:body>
-    <w:bookmarkStart w:id="61" w:name="过渡金属一钛钒铬锰"/>
+    <w:bookmarkStart w:id="70" w:name="过渡金属一钛钒铬锰"/>
     <w:p>
       <w:pPr>
         <w:pStyle w:val="Heading1"/>
@@ -286,7 +286,7 @@
           <w:p>
             <w:pPr>
               <w:pStyle w:val="Compact"/>
-              <w:jc w:val="left"/>
+              <w:jc w:val="center"/>
             </w:pPr>
             <w:r>
               <w:rPr>
@@ -302,7 +302,7 @@
           <w:p>
             <w:pPr>
               <w:pStyle w:val="Compact"/>
-              <w:jc w:val="left"/>
+              <w:jc w:val="center"/>
             </w:pPr>
             <w:r>
               <w:rPr>
@@ -320,7 +320,7 @@
           <w:p>
             <w:pPr>
               <w:pStyle w:val="Compact"/>
-              <w:jc w:val="left"/>
+              <w:jc w:val="center"/>
             </w:pPr>
             <w:r>
               <w:rPr>
@@ -335,7 +335,7 @@
           <w:p>
             <w:pPr>
               <w:pStyle w:val="Compact"/>
-              <w:jc w:val="left"/>
+              <w:jc w:val="center"/>
             </w:pPr>
             <w:r>
               <w:rPr>
@@ -370,7 +370,7 @@
           <w:p>
             <w:pPr>
               <w:pStyle w:val="Compact"/>
-              <w:jc w:val="left"/>
+              <w:jc w:val="center"/>
             </w:pPr>
             <w:r>
               <w:rPr>
@@ -385,7 +385,7 @@
           <w:p>
             <w:pPr>
               <w:pStyle w:val="Compact"/>
-              <w:jc w:val="left"/>
+              <w:jc w:val="center"/>
             </w:pPr>
             <w:r>
               <w:rPr>
@@ -408,7 +408,7 @@
           <w:p>
             <w:pPr>
               <w:pStyle w:val="Compact"/>
-              <w:jc w:val="left"/>
+              <w:jc w:val="center"/>
             </w:pPr>
             <w:r>
               <w:rPr>
@@ -423,7 +423,7 @@
           <w:p>
             <w:pPr>
               <w:pStyle w:val="Compact"/>
-              <w:jc w:val="left"/>
+              <w:jc w:val="center"/>
             </w:pPr>
             <w:r>
               <w:rPr>
@@ -452,7 +452,7 @@
           <w:p>
             <w:pPr>
               <w:pStyle w:val="Compact"/>
-              <w:jc w:val="left"/>
+              <w:jc w:val="center"/>
             </w:pPr>
             <w:r>
               <w:rPr>
@@ -467,7 +467,7 @@
           <w:p>
             <w:pPr>
               <w:pStyle w:val="Compact"/>
-              <w:jc w:val="left"/>
+              <w:jc w:val="center"/>
             </w:pPr>
             <w:r>
               <w:rPr>
@@ -496,7 +496,7 @@
           <w:p>
             <w:pPr>
               <w:pStyle w:val="Compact"/>
-              <w:jc w:val="left"/>
+              <w:jc w:val="center"/>
             </w:pPr>
             <w:r>
               <w:rPr>
@@ -511,7 +511,7 @@
           <w:p>
             <w:pPr>
               <w:pStyle w:val="Compact"/>
-              <w:jc w:val="left"/>
+              <w:jc w:val="center"/>
             </w:pPr>
             <w:r>
               <w:rPr>
@@ -621,7 +621,7 @@
           <w:p>
             <w:pPr>
               <w:pStyle w:val="Compact"/>
-              <w:jc w:val="left"/>
+              <w:jc w:val="center"/>
             </w:pPr>
             <w:r>
               <w:rPr>
@@ -637,7 +637,7 @@
           <w:p>
             <w:pPr>
               <w:pStyle w:val="Compact"/>
-              <w:jc w:val="left"/>
+              <w:jc w:val="center"/>
             </w:pPr>
             <w:r>
               <w:rPr>
@@ -700,7 +700,7 @@
           <w:p>
             <w:pPr>
               <w:pStyle w:val="Compact"/>
-              <w:jc w:val="left"/>
+              <w:jc w:val="center"/>
             </w:pPr>
             <w:r>
               <w:rPr>
@@ -715,7 +715,7 @@
           <w:p>
             <w:pPr>
               <w:pStyle w:val="Compact"/>
-              <w:jc w:val="left"/>
+              <w:jc w:val="center"/>
             </w:pPr>
             <w:r>
               <w:rPr>
@@ -783,7 +783,7 @@
           <w:p>
             <w:pPr>
               <w:pStyle w:val="Compact"/>
-              <w:jc w:val="left"/>
+              <w:jc w:val="center"/>
             </w:pPr>
             <w:r>
               <w:rPr>
@@ -798,7 +798,7 @@
           <w:p>
             <w:pPr>
               <w:pStyle w:val="Compact"/>
-              <w:jc w:val="left"/>
+              <w:jc w:val="center"/>
             </w:pPr>
             <w:r>
               <w:rPr>
@@ -860,7 +860,7 @@
           <w:p>
             <w:pPr>
               <w:pStyle w:val="Compact"/>
-              <w:jc w:val="left"/>
+              <w:jc w:val="center"/>
             </w:pPr>
             <w:r>
               <w:rPr>
@@ -875,7 +875,7 @@
           <w:p>
             <w:pPr>
               <w:pStyle w:val="Compact"/>
-              <w:jc w:val="left"/>
+              <w:jc w:val="center"/>
             </w:pPr>
             <w:r>
               <w:rPr>
@@ -955,7 +955,7 @@
           <w:p>
             <w:pPr>
               <w:pStyle w:val="Compact"/>
-              <w:jc w:val="left"/>
+              <w:jc w:val="center"/>
             </w:pPr>
             <w:r>
               <w:rPr>
@@ -970,7 +970,7 @@
           <w:p>
             <w:pPr>
               <w:pStyle w:val="Compact"/>
-              <w:jc w:val="left"/>
+              <w:jc w:val="center"/>
             </w:pPr>
             <w:r>
               <w:rPr>
@@ -1900,7 +1900,7 @@
           <w:p>
             <w:pPr>
               <w:pStyle w:val="Compact"/>
-              <w:jc w:val="left"/>
+              <w:jc w:val="center"/>
             </w:pPr>
             <w:r>
               <w:rPr>
@@ -1916,7 +1916,7 @@
           <w:p>
             <w:pPr>
               <w:pStyle w:val="Compact"/>
-              <w:jc w:val="left"/>
+              <w:jc w:val="center"/>
             </w:pPr>
             <w:r>
               <w:rPr>
@@ -1932,7 +1932,7 @@
           <w:p>
             <w:pPr>
               <w:pStyle w:val="Compact"/>
-              <w:jc w:val="left"/>
+              <w:jc w:val="center"/>
             </w:pPr>
             <w:r>
               <w:rPr>
@@ -1950,7 +1950,7 @@
           <w:p>
             <w:pPr>
               <w:pStyle w:val="Compact"/>
-              <w:jc w:val="left"/>
+              <w:jc w:val="center"/>
             </w:pPr>
             <w:r>
               <w:rPr>
@@ -1965,7 +1965,7 @@
           <w:p>
             <w:pPr>
               <w:pStyle w:val="Compact"/>
-              <w:jc w:val="left"/>
+              <w:jc w:val="center"/>
             </w:pPr>
             <w:r>
               <w:rPr>
@@ -1980,7 +1980,7 @@
           <w:p>
             <w:pPr>
               <w:pStyle w:val="Compact"/>
-              <w:jc w:val="left"/>
+              <w:jc w:val="center"/>
             </w:pPr>
             <w:r>
               <w:rPr>
@@ -1997,7 +1997,7 @@
           <w:p>
             <w:pPr>
               <w:pStyle w:val="Compact"/>
-              <w:jc w:val="left"/>
+              <w:jc w:val="center"/>
             </w:pPr>
             <w:r>
               <w:rPr>
@@ -2012,7 +2012,7 @@
           <w:p>
             <w:pPr>
               <w:pStyle w:val="Compact"/>
-              <w:jc w:val="left"/>
+              <w:jc w:val="center"/>
             </w:pPr>
             <w:r>
               <w:rPr>
@@ -2027,7 +2027,7 @@
           <w:p>
             <w:pPr>
               <w:pStyle w:val="Compact"/>
-              <w:jc w:val="left"/>
+              <w:jc w:val="center"/>
             </w:pPr>
             <w:r>
               <w:rPr>
@@ -2044,7 +2044,7 @@
           <w:p>
             <w:pPr>
               <w:pStyle w:val="Compact"/>
-              <w:jc w:val="left"/>
+              <w:jc w:val="center"/>
             </w:pPr>
             <w:r>
               <w:rPr>
@@ -2059,7 +2059,7 @@
           <w:p>
             <w:pPr>
               <w:pStyle w:val="Compact"/>
-              <w:jc w:val="left"/>
+              <w:jc w:val="center"/>
             </w:pPr>
             <w:r>
               <w:rPr>
@@ -2080,7 +2080,7 @@
           <w:p>
             <w:pPr>
               <w:pStyle w:val="Compact"/>
-              <w:jc w:val="left"/>
+              <w:jc w:val="center"/>
             </w:pPr>
             <w:r>
               <w:rPr>
@@ -2154,7 +2154,7 @@
     </w:p>
     <w:bookmarkEnd w:id="19"/>
     <w:bookmarkEnd w:id="20"/>
-    <w:bookmarkStart w:id="29" w:name="二钒v"/>
+    <w:bookmarkStart w:id="32" w:name="二钒v"/>
     <w:p>
       <w:pPr>
         <w:pStyle w:val="Heading2"/>
@@ -2166,7 +2166,7 @@
         <w:t xml:space="preserve">二、钒（V）</w:t>
       </w:r>
     </w:p>
-    <w:bookmarkStart w:id="21" w:name="电子构型与常见氧化态-1"/>
+    <w:bookmarkStart w:id="24" w:name="电子构型与常见氧化态-1"/>
     <w:p>
       <w:pPr>
         <w:pStyle w:val="Heading3"/>
@@ -2369,8 +2369,231 @@
         <w:t xml:space="preserve">还原逐级观察</w:t>
       </w:r>
     </w:p>
-    <w:bookmarkEnd w:id="21"/>
-    <w:bookmarkStart w:id="22" w:name="单质性质-1"/>
+    <w:p>
+      <w:pPr>
+        <w:pStyle w:val="FirstParagraph"/>
+        <w:jc w:val="center"/>
+      </w:pPr>
+      <w:r>
+        <w:rPr>
+          <w:b w:val="0"/>
+          <w:i w:val="0"/>
+          <w:sz w:val="21"/>
+        </w:rPr>
+        <w:drawing>
+          <wp:inline>
+            <wp:extent cx="5334000" cy="1454727"/>
+            <wp:effectExtent b="0" l="0" r="0" t="0"/>
+            <wp:docPr descr="V 的 Latimer 图" title="" id="22" name="Picture"/>
+            <a:graphic>
+              <a:graphicData uri="http://schemas.openxmlformats.org/drawingml/2006/picture">
+                <pic:pic>
+                  <pic:nvPicPr>
+                    <pic:cNvPr descr="media/vanadium-latimer-diagram.jpg" id="23" name="Picture"/>
+                    <pic:cNvPicPr>
+                      <a:picLocks noChangeArrowheads="1" noChangeAspect="1"/>
+                    </pic:cNvPicPr>
+                  </pic:nvPicPr>
+                  <pic:blipFill>
+                    <a:blip r:embed="rId21"/>
+                    <a:stretch>
+                      <a:fillRect/>
+                    </a:stretch>
+                  </pic:blipFill>
+                  <pic:spPr bwMode="auto">
+                    <a:xfrm>
+                      <a:off x="0" y="0"/>
+                      <a:ext cx="5334000" cy="1454727"/>
+                    </a:xfrm>
+                    <a:prstGeom prst="rect">
+                      <a:avLst/>
+                    </a:prstGeom>
+                    <a:noFill/>
+                    <a:ln w="9525">
+                      <a:noFill/>
+                      <a:headEnd/>
+                      <a:tailEnd/>
+                    </a:ln>
+                  </pic:spPr>
+                </pic:pic>
+              </a:graphicData>
+            </a:graphic>
+          </wp:inline>
+        </w:drawing>
+      </w:r>
+      <w:r>
+        <w:rPr>
+          <w:b w:val="0"/>
+          <w:i w:val="0"/>
+          <w:sz w:val="21"/>
+        </w:rPr>
+        <w:t xml:space="preserve"> </w:t>
+      </w:r>
+      <w:r>
+        <w:rPr>
+          <w:rFonts w:hint="eastAsia" w:eastAsia="FangSong" w:ascii="Times New Roman" w:hAnsi="Times New Roman"/>
+          <w:b w:val="0"/>
+          <w:i w:val="0"/>
+          <w:iCs/>
+          <w:sz w:val="21"/>
+        </w:rPr>
+        <w:t xml:space="preserve">图</w:t>
+      </w:r>
+      <w:r>
+        <w:rPr>
+          <w:b w:val="0"/>
+          <w:i w:val="0"/>
+          <w:iCs/>
+          <w:sz w:val="21"/>
+        </w:rPr>
+        <w:t xml:space="preserve"> V </w:t>
+      </w:r>
+      <w:r>
+        <w:rPr>
+          <w:rFonts w:hint="eastAsia" w:eastAsia="FangSong" w:ascii="Times New Roman" w:hAnsi="Times New Roman"/>
+          <w:b w:val="0"/>
+          <w:i w:val="0"/>
+          <w:iCs/>
+          <w:sz w:val="21"/>
+        </w:rPr>
+        <w:t xml:space="preserve">的</w:t>
+      </w:r>
+      <w:r>
+        <w:rPr>
+          <w:b w:val="0"/>
+          <w:i w:val="0"/>
+          <w:iCs/>
+          <w:sz w:val="21"/>
+        </w:rPr>
+        <w:t xml:space="preserve"> Latimer </w:t>
+      </w:r>
+      <w:r>
+        <w:rPr>
+          <w:rFonts w:hint="eastAsia" w:eastAsia="FangSong" w:ascii="Times New Roman" w:hAnsi="Times New Roman"/>
+          <w:b w:val="0"/>
+          <w:i w:val="0"/>
+          <w:iCs/>
+          <w:sz w:val="21"/>
+        </w:rPr>
+        <w:t xml:space="preserve">图（酸性条件）——展示了钒从</w:t>
+      </w:r>
+      <w:r>
+        <w:rPr>
+          <w:b w:val="0"/>
+          <w:i w:val="0"/>
+          <w:iCs/>
+          <w:sz w:val="21"/>
+        </w:rPr>
+        <w:t xml:space="preserve"> +5 </w:t>
+      </w:r>
+      <w:r>
+        <w:rPr>
+          <w:rFonts w:hint="eastAsia" w:eastAsia="FangSong" w:ascii="Times New Roman" w:hAnsi="Times New Roman"/>
+          <w:b w:val="0"/>
+          <w:i w:val="0"/>
+          <w:iCs/>
+          <w:sz w:val="21"/>
+        </w:rPr>
+        <w:t xml:space="preserve">到</w:t>
+      </w:r>
+      <w:r>
+        <w:rPr>
+          <w:b w:val="0"/>
+          <w:i w:val="0"/>
+          <w:iCs/>
+          <w:sz w:val="21"/>
+        </w:rPr>
+        <w:t xml:space="preserve"> 0 </w:t>
+      </w:r>
+      <w:r>
+        <w:rPr>
+          <w:rFonts w:hint="eastAsia" w:eastAsia="FangSong" w:ascii="Times New Roman" w:hAnsi="Times New Roman"/>
+          <w:b w:val="0"/>
+          <w:i w:val="0"/>
+          <w:iCs/>
+          <w:sz w:val="21"/>
+        </w:rPr>
+        <w:t xml:space="preserve">各氧化态的标准电极电势，VO₂⁺(+5)</w:t>
+      </w:r>
+      <w:r>
+        <w:rPr>
+          <w:b w:val="0"/>
+          <w:i w:val="0"/>
+          <w:iCs/>
+          <w:sz w:val="21"/>
+        </w:rPr>
+        <w:t xml:space="preserve"> → VO²⁺(+4) → V³⁺(+3) → V²⁺(+2) </w:t>
+      </w:r>
+      <w:r>
+        <w:rPr>
+          <w:rFonts w:hint="eastAsia" w:eastAsia="FangSong" w:ascii="Times New Roman" w:hAnsi="Times New Roman"/>
+          <w:b w:val="0"/>
+          <w:i w:val="0"/>
+          <w:iCs/>
+          <w:sz w:val="21"/>
+        </w:rPr>
+        <w:t xml:space="preserve">的逐级还原电势依次递减，解释了</w:t>
+      </w:r>
+      <w:r>
+        <w:rPr>
+          <w:b w:val="0"/>
+          <w:i w:val="0"/>
+          <w:iCs/>
+          <w:sz w:val="21"/>
+        </w:rPr>
+        <w:t xml:space="preserve"> Zn </w:t>
+      </w:r>
+      <w:r>
+        <w:rPr>
+          <w:rFonts w:hint="eastAsia" w:eastAsia="FangSong" w:ascii="Times New Roman" w:hAnsi="Times New Roman"/>
+          <w:b w:val="0"/>
+          <w:i w:val="0"/>
+          <w:iCs/>
+          <w:sz w:val="21"/>
+        </w:rPr>
+        <w:t xml:space="preserve">还原</w:t>
+      </w:r>
+      <w:r>
+        <w:rPr>
+          <w:b w:val="0"/>
+          <w:i w:val="0"/>
+          <w:iCs/>
+          <w:sz w:val="21"/>
+        </w:rPr>
+        <w:t xml:space="preserve"> V₂O₅ </w:t>
+      </w:r>
+      <w:r>
+        <w:rPr>
+          <w:rFonts w:hint="eastAsia" w:eastAsia="FangSong" w:ascii="Times New Roman" w:hAnsi="Times New Roman"/>
+          <w:b w:val="0"/>
+          <w:i w:val="0"/>
+          <w:iCs/>
+          <w:sz w:val="21"/>
+        </w:rPr>
+        <w:t xml:space="preserve">可依次观察到黄→蓝→绿→紫的颜色递变（Weller《无机化学》第6版</w:t>
+      </w:r>
+      <w:r>
+        <w:rPr>
+          <w:b w:val="0"/>
+          <w:i w:val="0"/>
+          <w:iCs/>
+          <w:sz w:val="21"/>
+        </w:rPr>
+        <w:t xml:space="preserve"> </w:t>
+      </w:r>
+      <w:r>
+        <w:rPr>
+          <w:rFonts w:hint="eastAsia" w:eastAsia="FangSong" w:ascii="Times New Roman" w:hAnsi="Times New Roman"/>
+          <w:b w:val="0"/>
+          <w:i w:val="0"/>
+          <w:iCs/>
+          <w:sz w:val="21"/>
+        </w:rPr>
+        <w:t xml:space="preserve">图15.x）</w:t>
+      </w:r>
+    </w:p>
+    <w:bookmarkEnd w:id="24"/>
+    <w:bookmarkStart w:id="25" w:name="单质性质-1"/>
     <w:p>
       <w:pPr>
         <w:pStyle w:val="Heading3"/>
@@ -2448,8 +2671,8 @@
         <w:t xml:space="preserve">H₂SO₄，不溶于稀酸（钝化）</w:t>
       </w:r>
     </w:p>
-    <w:bookmarkEnd w:id="22"/>
-    <w:bookmarkStart w:id="27" w:name="重要化合物-1"/>
+    <w:bookmarkEnd w:id="25"/>
+    <w:bookmarkStart w:id="30" w:name="重要化合物-1"/>
     <w:p>
       <w:pPr>
         <w:pStyle w:val="Heading3"/>
@@ -2464,7 +2687,7 @@
         <w:t xml:space="preserve">重要化合物</w:t>
       </w:r>
     </w:p>
-    <w:bookmarkStart w:id="23" w:name="v₂o₅五氧化二钒"/>
+    <w:bookmarkStart w:id="26" w:name="v₂o₅五氧化二钒"/>
     <w:p>
       <w:pPr>
         <w:pStyle w:val="Heading4"/>
@@ -2601,8 +2824,8 @@
         <w:t xml:space="preserve"> SO₃</w:t>
       </w:r>
     </w:p>
-    <w:bookmarkEnd w:id="23"/>
-    <w:bookmarkStart w:id="24" w:name="钒酸根缩合"/>
+    <w:bookmarkEnd w:id="26"/>
+    <w:bookmarkStart w:id="27" w:name="钒酸根缩合"/>
     <w:p>
       <w:pPr>
         <w:pStyle w:val="Heading4"/>
@@ -2743,8 +2966,8 @@
         <w:t xml:space="preserve">深红</w:t>
       </w:r>
     </w:p>
-    <w:bookmarkEnd w:id="24"/>
-    <w:bookmarkStart w:id="25" w:name="nh₄vo₃偏钒酸铵"/>
+    <w:bookmarkEnd w:id="27"/>
+    <w:bookmarkStart w:id="28" w:name="nh₄vo₃偏钒酸铵"/>
     <w:p>
       <w:pPr>
         <w:pStyle w:val="Heading4"/>
@@ -2790,8 +3013,8 @@
         <w:t xml:space="preserve">2NH₄VO₃ →△→ V₂O₅ + 2NH₃↑ + H₂O↑</w:t>
       </w:r>
     </w:p>
-    <w:bookmarkEnd w:id="25"/>
-    <w:bookmarkStart w:id="26" w:name="vocl₃三氯氧钒"/>
+    <w:bookmarkEnd w:id="28"/>
+    <w:bookmarkStart w:id="29" w:name="vocl₃三氯氧钒"/>
     <w:p>
       <w:pPr>
         <w:pStyle w:val="Heading4"/>
@@ -2828,9 +3051,9 @@
         <w:t xml:space="preserve">2VOCl₃ + 3H₂O → V₂O₅ + 6HCl</w:t>
       </w:r>
     </w:p>
-    <w:bookmarkEnd w:id="26"/>
-    <w:bookmarkEnd w:id="27"/>
-    <w:bookmarkStart w:id="28" w:name="钒的化合物小结"/>
+    <w:bookmarkEnd w:id="29"/>
+    <w:bookmarkEnd w:id="30"/>
+    <w:bookmarkStart w:id="31" w:name="钒的化合物小结"/>
     <w:p>
       <w:pPr>
         <w:pStyle w:val="Heading3"/>
@@ -2882,7 +3105,7 @@
           <w:p>
             <w:pPr>
               <w:pStyle w:val="Compact"/>
-              <w:jc w:val="left"/>
+              <w:jc w:val="center"/>
             </w:pPr>
             <w:r>
               <w:rPr>
@@ -2914,7 +3137,7 @@
           <w:p>
             <w:pPr>
               <w:pStyle w:val="Compact"/>
-              <w:jc w:val="left"/>
+              <w:jc w:val="center"/>
             </w:pPr>
             <w:r>
               <w:rPr>
@@ -2947,7 +3170,7 @@
           <w:p>
             <w:pPr>
               <w:pStyle w:val="Compact"/>
-              <w:jc w:val="left"/>
+              <w:jc w:val="center"/>
             </w:pPr>
             <w:r>
               <w:rPr>
@@ -2977,7 +3200,7 @@
           <w:p>
             <w:pPr>
               <w:pStyle w:val="Compact"/>
-              <w:jc w:val="left"/>
+              <w:jc w:val="center"/>
             </w:pPr>
             <w:r>
               <w:rPr>
@@ -3009,7 +3232,7 @@
           <w:p>
             <w:pPr>
               <w:pStyle w:val="Compact"/>
-              <w:jc w:val="left"/>
+              <w:jc w:val="center"/>
             </w:pPr>
             <w:r>
               <w:rPr>
@@ -3039,7 +3262,7 @@
           <w:p>
             <w:pPr>
               <w:pStyle w:val="Compact"/>
-              <w:jc w:val="left"/>
+              <w:jc w:val="center"/>
             </w:pPr>
             <w:r>
               <w:rPr>
@@ -3071,7 +3294,7 @@
           <w:p>
             <w:pPr>
               <w:pStyle w:val="Compact"/>
-              <w:jc w:val="left"/>
+              <w:jc w:val="center"/>
             </w:pPr>
             <w:r>
               <w:rPr>
@@ -3101,7 +3324,7 @@
           <w:p>
             <w:pPr>
               <w:pStyle w:val="Compact"/>
-              <w:jc w:val="left"/>
+              <w:jc w:val="center"/>
             </w:pPr>
             <w:r>
               <w:rPr>
@@ -3133,7 +3356,7 @@
           <w:p>
             <w:pPr>
               <w:pStyle w:val="Compact"/>
-              <w:jc w:val="left"/>
+              <w:jc w:val="center"/>
             </w:pPr>
             <w:r>
               <w:rPr>
@@ -3163,7 +3386,7 @@
           <w:p>
             <w:pPr>
               <w:pStyle w:val="Compact"/>
-              <w:jc w:val="left"/>
+              <w:jc w:val="center"/>
             </w:pPr>
             <w:r>
               <w:rPr>
@@ -3195,7 +3418,7 @@
           <w:p>
             <w:pPr>
               <w:pStyle w:val="Compact"/>
-              <w:jc w:val="left"/>
+              <w:jc w:val="center"/>
             </w:pPr>
             <w:r>
               <w:rPr>
@@ -3225,7 +3448,7 @@
           <w:p>
             <w:pPr>
               <w:pStyle w:val="Compact"/>
-              <w:jc w:val="left"/>
+              <w:jc w:val="center"/>
             </w:pPr>
             <w:r>
               <w:rPr>
@@ -3244,9 +3467,9 @@
         </w:pict>
       </w:r>
     </w:p>
-    <w:bookmarkEnd w:id="28"/>
-    <w:bookmarkEnd w:id="29"/>
-    <w:bookmarkStart w:id="37" w:name="三铬cr"/>
+    <w:bookmarkEnd w:id="31"/>
+    <w:bookmarkEnd w:id="32"/>
+    <w:bookmarkStart w:id="43" w:name="三铬cr"/>
     <w:p>
       <w:pPr>
         <w:pStyle w:val="Heading2"/>
@@ -3258,7 +3481,7 @@
         <w:t xml:space="preserve">三、铬（Cr）</w:t>
       </w:r>
     </w:p>
-    <w:bookmarkStart w:id="30" w:name="电子构型与常见氧化态-2"/>
+    <w:bookmarkStart w:id="33" w:name="电子构型与常见氧化态-2"/>
     <w:p>
       <w:pPr>
         <w:pStyle w:val="Heading3"/>
@@ -3385,8 +3608,8 @@
         <w:t xml:space="preserve">金属键强）</w:t>
       </w:r>
     </w:p>
-    <w:bookmarkEnd w:id="30"/>
-    <w:bookmarkStart w:id="31" w:name="单质性质-2"/>
+    <w:bookmarkEnd w:id="33"/>
+    <w:bookmarkStart w:id="34" w:name="单质性质-2"/>
     <w:p>
       <w:pPr>
         <w:pStyle w:val="Heading3"/>
@@ -3491,8 +3714,8 @@
         <w:t xml:space="preserve">HNO₃（钝化）</w:t>
       </w:r>
     </w:p>
-    <w:bookmarkEnd w:id="31"/>
-    <w:bookmarkStart w:id="32" w:name="cr³-的化学"/>
+    <w:bookmarkEnd w:id="34"/>
+    <w:bookmarkStart w:id="35" w:name="cr³-的化学"/>
     <w:p>
       <w:pPr>
         <w:pStyle w:val="Heading3"/>
@@ -3796,8 +4019,8 @@
         <w:t xml:space="preserve">紫</w:t>
       </w:r>
     </w:p>
-    <w:bookmarkEnd w:id="32"/>
-    <w:bookmarkStart w:id="33" w:name="crvi-的化学竞赛核心"/>
+    <w:bookmarkEnd w:id="35"/>
+    <w:bookmarkStart w:id="39" w:name="crvi-的化学竞赛核心"/>
     <w:p>
       <w:pPr>
         <w:pStyle w:val="Heading3"/>
@@ -3833,7 +4056,7 @@
           <w:p>
             <w:pPr>
               <w:pStyle w:val="Compact"/>
-              <w:jc w:val="left"/>
+              <w:jc w:val="center"/>
             </w:pPr>
             <w:r>
               <w:rPr>
@@ -3906,7 +4129,7 @@
           <w:p>
             <w:pPr>
               <w:pStyle w:val="Compact"/>
-              <w:jc w:val="left"/>
+              <w:jc w:val="center"/>
             </w:pPr>
             <w:r>
               <w:rPr>
@@ -3970,7 +4193,7 @@
           <w:p>
             <w:pPr>
               <w:pStyle w:val="Compact"/>
-              <w:jc w:val="left"/>
+              <w:jc w:val="center"/>
             </w:pPr>
             <w:r>
               <w:rPr>
@@ -4108,30 +4331,234 @@
     </w:p>
     <w:p>
       <w:pPr>
+        <w:pStyle w:val="FirstParagraph"/>
+        <w:jc w:val="center"/>
+      </w:pPr>
+      <w:r>
+        <w:rPr>
+          <w:b w:val="0"/>
+          <w:i w:val="0"/>
+          <w:sz w:val="21"/>
+        </w:rPr>
+        <w:drawing>
+          <wp:inline>
+            <wp:extent cx="5334000" cy="1390813"/>
+            <wp:effectExtent b="0" l="0" r="0" t="0"/>
+            <wp:docPr descr="CrO₄²⁻/Cr₂O₇²⁻ 酸碱平衡" title="" id="37" name="Picture"/>
+            <a:graphic>
+              <a:graphicData uri="http://schemas.openxmlformats.org/drawingml/2006/picture">
+                <pic:pic>
+                  <pic:nvPicPr>
+                    <pic:cNvPr descr="media/cro4-cr2o7-equilibrium.jpg" id="38" name="Picture"/>
+                    <pic:cNvPicPr>
+                      <a:picLocks noChangeArrowheads="1" noChangeAspect="1"/>
+                    </pic:cNvPicPr>
+                  </pic:nvPicPr>
+                  <pic:blipFill>
+                    <a:blip r:embed="rId36"/>
+                    <a:stretch>
+                      <a:fillRect/>
+                    </a:stretch>
+                  </pic:blipFill>
+                  <pic:spPr bwMode="auto">
+                    <a:xfrm>
+                      <a:off x="0" y="0"/>
+                      <a:ext cx="5334000" cy="1390813"/>
+                    </a:xfrm>
+                    <a:prstGeom prst="rect">
+                      <a:avLst/>
+                    </a:prstGeom>
+                    <a:noFill/>
+                    <a:ln w="9525">
+                      <a:noFill/>
+                      <a:headEnd/>
+                      <a:tailEnd/>
+                    </a:ln>
+                  </pic:spPr>
+                </pic:pic>
+              </a:graphicData>
+            </a:graphic>
+          </wp:inline>
+        </w:drawing>
+      </w:r>
+      <w:r>
+        <w:rPr>
+          <w:b w:val="0"/>
+          <w:i w:val="0"/>
+          <w:sz w:val="21"/>
+        </w:rPr>
+        <w:t xml:space="preserve"> </w:t>
+      </w:r>
+      <w:r>
+        <w:rPr>
+          <w:rFonts w:hint="eastAsia" w:eastAsia="FangSong" w:ascii="Times New Roman" w:hAnsi="Times New Roman"/>
+          <w:b w:val="0"/>
+          <w:i w:val="0"/>
+          <w:iCs/>
+          <w:sz w:val="21"/>
+        </w:rPr>
+        <w:t xml:space="preserve">图</w:t>
+      </w:r>
+      <w:r>
+        <w:rPr>
+          <w:b w:val="0"/>
+          <w:i w:val="0"/>
+          <w:iCs/>
+          <w:sz w:val="21"/>
+        </w:rPr>
+        <w:t xml:space="preserve"> </w:t>
+      </w:r>
+      <w:r>
+        <w:rPr>
+          <w:rFonts w:hint="eastAsia" w:eastAsia="FangSong" w:ascii="Times New Roman" w:hAnsi="Times New Roman"/>
+          <w:b w:val="0"/>
+          <w:i w:val="0"/>
+          <w:iCs/>
+          <w:sz w:val="21"/>
+        </w:rPr>
+        <w:t xml:space="preserve">CrO₄²⁻（黄色）与</w:t>
+      </w:r>
+      <w:r>
+        <w:rPr>
+          <w:b w:val="0"/>
+          <w:i w:val="0"/>
+          <w:iCs/>
+          <w:sz w:val="21"/>
+        </w:rPr>
+        <w:t xml:space="preserve"> </w:t>
+      </w:r>
+      <w:r>
+        <w:rPr>
+          <w:rFonts w:hint="eastAsia" w:eastAsia="FangSong" w:ascii="Times New Roman" w:hAnsi="Times New Roman"/>
+          <w:b w:val="0"/>
+          <w:i w:val="0"/>
+          <w:iCs/>
+          <w:sz w:val="21"/>
+        </w:rPr>
+        <w:t xml:space="preserve">Cr₂O₇²⁻（橙色）的酸碱互变平衡——加酸平衡右移（橙色加深），加碱左移（黄色加深），K</w:t>
+      </w:r>
+      <w:r>
+        <w:rPr>
+          <w:b w:val="0"/>
+          <w:i w:val="0"/>
+          <w:iCs/>
+          <w:sz w:val="21"/>
+        </w:rPr>
+        <w:t xml:space="preserve"> = 4.2×10¹⁴ </w:t>
+      </w:r>
+      <w:r>
+        <w:rPr>
+          <w:rFonts w:hint="eastAsia" w:eastAsia="FangSong" w:ascii="Times New Roman" w:hAnsi="Times New Roman"/>
+          <w:b w:val="0"/>
+          <w:i w:val="0"/>
+          <w:iCs/>
+          <w:sz w:val="21"/>
+        </w:rPr>
+        <w:t xml:space="preserve">表明平衡强烈偏向</w:t>
+      </w:r>
+      <w:r>
+        <w:rPr>
+          <w:b w:val="0"/>
+          <w:i w:val="0"/>
+          <w:iCs/>
+          <w:sz w:val="21"/>
+        </w:rPr>
+        <w:t xml:space="preserve"> Cr₂O₇²⁻ </w:t>
+      </w:r>
+      <w:r>
+        <w:rPr>
+          <w:rFonts w:hint="eastAsia" w:eastAsia="FangSong" w:ascii="Times New Roman" w:hAnsi="Times New Roman"/>
+          <w:b w:val="0"/>
+          <w:i w:val="0"/>
+          <w:iCs/>
+          <w:sz w:val="21"/>
+        </w:rPr>
+        <w:t xml:space="preserve">一侧。该平衡是</w:t>
+      </w:r>
+      <w:r>
+        <w:rPr>
+          <w:b w:val="0"/>
+          <w:i w:val="0"/>
+          <w:iCs/>
+          <w:sz w:val="21"/>
+        </w:rPr>
+        <w:t xml:space="preserve"> Cr(VI) </w:t>
+      </w:r>
+      <w:r>
+        <w:rPr>
+          <w:rFonts w:hint="eastAsia" w:eastAsia="FangSong" w:ascii="Times New Roman" w:hAnsi="Times New Roman"/>
+          <w:b w:val="0"/>
+          <w:i w:val="0"/>
+          <w:iCs/>
+          <w:sz w:val="21"/>
+        </w:rPr>
+        <w:t xml:space="preserve">化学的核心，也是竞赛中”加酸变橙，加碱变黄”现象的根源（Weller《无机化学》第6版）</w:t>
+      </w:r>
+    </w:p>
+    <w:p>
+      <w:pPr>
         <w:pStyle w:val="BlockText"/>
+      </w:pPr>
+      <w:r>
+        <w:rPr>
+          <w:rFonts w:hint="eastAsia" w:eastAsia="SimSun" w:ascii="Times New Roman" w:hAnsi="Times New Roman"/>
+        </w:rPr>
+        <w:t xml:space="preserve">“加酸变橙，加碱变黄”</w:t>
+      </w:r>
+      <w:r>
+        <w:rPr>
+          <w:rFonts w:hint="eastAsia" w:eastAsia="SimSun" w:ascii="Times New Roman" w:hAnsi="Times New Roman"/>
+        </w:rPr>
+        <w:t xml:space="preserve">——本质是二聚平衡</w:t>
+      </w:r>
+    </w:p>
+    <w:p>
+      <w:pPr>
+        <w:numPr>
+          <w:ilvl w:val="0"/>
+          <w:numId w:val="1022"/>
+        </w:numPr>
+      </w:pPr>
+      <w:r>
+        <w:rPr>
+          <w:rFonts w:hint="eastAsia" w:eastAsia="SimSun" w:ascii="Times New Roman" w:hAnsi="Times New Roman"/>
+          <w:b/>
+          <w:bCs/>
+        </w:rPr>
+        <w:t xml:space="preserve">强氧化性</w:t>
+      </w:r>
+      <w:r>
+        <w:rPr>
+          <w:rFonts w:hint="eastAsia" w:eastAsia="SimSun" w:ascii="Times New Roman" w:hAnsi="Times New Roman"/>
+        </w:rPr>
+        <w:t xml:space="preserve">（酸性条件）：</w:t>
+      </w:r>
+    </w:p>
+    <w:p>
+      <w:pPr>
         <w:numPr>
           <w:ilvl w:val="0"/>
           <w:numId w:val="1000"/>
         </w:numPr>
       </w:pPr>
       <w:r>
-        <w:rPr>
-          <w:rFonts w:hint="eastAsia" w:eastAsia="SimSun" w:ascii="Times New Roman" w:hAnsi="Times New Roman"/>
-        </w:rPr>
-        <w:t xml:space="preserve">“加酸变橙，加碱变黄”</w:t>
-      </w:r>
-      <w:r>
-        <w:rPr>
-          <w:rFonts w:hint="eastAsia" w:eastAsia="SimSun" w:ascii="Times New Roman" w:hAnsi="Times New Roman"/>
-        </w:rPr>
-        <w:t xml:space="preserve">——本质是二聚平衡</w:t>
+        <w:t xml:space="preserve">Cr₂O₇²⁻ + 14H⁺ + 6e⁻ → </w:t>
+      </w:r>
+      <w:r>
+        <w:rPr>
+          <w:rFonts w:hint="eastAsia" w:eastAsia="SimSun" w:ascii="Times New Roman" w:hAnsi="Times New Roman"/>
+        </w:rPr>
+        <w:t xml:space="preserve">2Cr³⁺(绿)</w:t>
+      </w:r>
+      <w:r>
+        <w:t xml:space="preserve"> + 7H₂O</w:t>
       </w:r>
     </w:p>
     <w:p>
       <w:pPr>
         <w:numPr>
           <w:ilvl w:val="0"/>
-          <w:numId w:val="1021"/>
+          <w:numId w:val="1022"/>
         </w:numPr>
       </w:pPr>
       <w:r>
@@ -4140,13 +4567,22 @@
           <w:b/>
           <w:bCs/>
         </w:rPr>
-        <w:t xml:space="preserve">强氧化性</w:t>
-      </w:r>
-      <w:r>
-        <w:rPr>
-          <w:rFonts w:hint="eastAsia" w:eastAsia="SimSun" w:ascii="Times New Roman" w:hAnsi="Times New Roman"/>
-        </w:rPr>
-        <w:t xml:space="preserve">（酸性条件）：</w:t>
+        <w:t xml:space="preserve">重要反应</w:t>
+      </w:r>
+      <w:r>
+        <w:rPr>
+          <w:rFonts w:hint="eastAsia" w:eastAsia="SimSun" w:ascii="Times New Roman" w:hAnsi="Times New Roman"/>
+        </w:rPr>
+        <w:t xml:space="preserve">——重铬酸根氧化</w:t>
+      </w:r>
+      <w:r>
+        <w:t xml:space="preserve"> </w:t>
+      </w:r>
+      <w:r>
+        <w:rPr>
+          <w:rFonts w:hint="eastAsia" w:eastAsia="SimSun" w:ascii="Times New Roman" w:hAnsi="Times New Roman"/>
+        </w:rPr>
+        <w:t xml:space="preserve">Fe²⁺（用于测定铁含量）：</w:t>
       </w:r>
     </w:p>
     <w:p>
@@ -4157,47 +4593,54 @@
         </w:numPr>
       </w:pPr>
       <w:r>
-        <w:t xml:space="preserve">Cr₂O₇²⁻ + 14H⁺ + 6e⁻ → </w:t>
-      </w:r>
-      <w:r>
-        <w:rPr>
-          <w:rFonts w:hint="eastAsia" w:eastAsia="SimSun" w:ascii="Times New Roman" w:hAnsi="Times New Roman"/>
-        </w:rPr>
-        <w:t xml:space="preserve">2Cr³⁺(绿)</w:t>
-      </w:r>
-      <w:r>
-        <w:t xml:space="preserve"> + 7H₂O</w:t>
+        <w:t xml:space="preserve">Cr₂O₇²⁻ + 6Fe²⁺ + 14H⁺ → 2Cr³⁺ + 6Fe³⁺ + 7H₂O</w:t>
       </w:r>
     </w:p>
     <w:p>
       <w:pPr>
         <w:numPr>
           <w:ilvl w:val="0"/>
-          <w:numId w:val="1021"/>
+          <w:numId w:val="1022"/>
         </w:numPr>
       </w:pPr>
       <w:r>
         <w:rPr>
-          <w:rFonts w:hint="eastAsia" w:eastAsia="SimSun" w:ascii="Times New Roman" w:hAnsi="Times New Roman"/>
           <w:b/>
           <w:bCs/>
         </w:rPr>
-        <w:t xml:space="preserve">重要反应</w:t>
-      </w:r>
-      <w:r>
-        <w:rPr>
-          <w:rFonts w:hint="eastAsia" w:eastAsia="SimSun" w:ascii="Times New Roman" w:hAnsi="Times New Roman"/>
-        </w:rPr>
-        <w:t xml:space="preserve">——重铬酸根氧化</w:t>
-      </w:r>
-      <w:r>
-        <w:t xml:space="preserve"> </w:t>
-      </w:r>
-      <w:r>
-        <w:rPr>
-          <w:rFonts w:hint="eastAsia" w:eastAsia="SimSun" w:ascii="Times New Roman" w:hAnsi="Times New Roman"/>
-        </w:rPr>
-        <w:t xml:space="preserve">Fe²⁺（用于测定铁含量）：</w:t>
+        <w:t xml:space="preserve">Cr(VI) </w:t>
+      </w:r>
+      <w:r>
+        <w:rPr>
+          <w:rFonts w:hint="eastAsia" w:eastAsia="SimSun" w:ascii="Times New Roman" w:hAnsi="Times New Roman"/>
+          <w:b/>
+          <w:bCs/>
+        </w:rPr>
+        <w:t xml:space="preserve">有毒</w:t>
+      </w:r>
+      <w:r>
+        <w:rPr>
+          <w:rFonts w:hint="eastAsia" w:eastAsia="SimSun" w:ascii="Times New Roman" w:hAnsi="Times New Roman"/>
+        </w:rPr>
+        <w:t xml:space="preserve">，废液需用</w:t>
+      </w:r>
+      <w:r>
+        <w:t xml:space="preserve"> FeSO₄ </w:t>
+      </w:r>
+      <w:r>
+        <w:rPr>
+          <w:rFonts w:hint="eastAsia" w:eastAsia="SimSun" w:ascii="Times New Roman" w:hAnsi="Times New Roman"/>
+        </w:rPr>
+        <w:t xml:space="preserve">还原为</w:t>
+      </w:r>
+      <w:r>
+        <w:t xml:space="preserve"> Cr(III) </w:t>
+      </w:r>
+      <w:r>
+        <w:rPr>
+          <w:rFonts w:hint="eastAsia" w:eastAsia="SimSun" w:ascii="Times New Roman" w:hAnsi="Times New Roman"/>
+        </w:rPr>
+        <w:t xml:space="preserve">再处理：</w:t>
       </w:r>
     </w:p>
     <w:p>
@@ -4208,72 +4651,14 @@
         </w:numPr>
       </w:pPr>
       <w:r>
-        <w:t xml:space="preserve">Cr₂O₇²⁻ + 6Fe²⁺ + 14H⁺ → 2Cr³⁺ + 6Fe³⁺ + 7H₂O</w:t>
-      </w:r>
-    </w:p>
-    <w:p>
-      <w:pPr>
-        <w:numPr>
-          <w:ilvl w:val="0"/>
-          <w:numId w:val="1021"/>
-        </w:numPr>
-      </w:pPr>
-      <w:r>
-        <w:rPr>
-          <w:b/>
-          <w:bCs/>
-        </w:rPr>
-        <w:t xml:space="preserve">Cr(VI) </w:t>
-      </w:r>
-      <w:r>
-        <w:rPr>
-          <w:rFonts w:hint="eastAsia" w:eastAsia="SimSun" w:ascii="Times New Roman" w:hAnsi="Times New Roman"/>
-          <w:b/>
-          <w:bCs/>
-        </w:rPr>
-        <w:t xml:space="preserve">有毒</w:t>
-      </w:r>
-      <w:r>
-        <w:rPr>
-          <w:rFonts w:hint="eastAsia" w:eastAsia="SimSun" w:ascii="Times New Roman" w:hAnsi="Times New Roman"/>
-        </w:rPr>
-        <w:t xml:space="preserve">，废液需用</w:t>
-      </w:r>
-      <w:r>
-        <w:t xml:space="preserve"> FeSO₄ </w:t>
-      </w:r>
-      <w:r>
-        <w:rPr>
-          <w:rFonts w:hint="eastAsia" w:eastAsia="SimSun" w:ascii="Times New Roman" w:hAnsi="Times New Roman"/>
-        </w:rPr>
-        <w:t xml:space="preserve">还原为</w:t>
-      </w:r>
-      <w:r>
-        <w:t xml:space="preserve"> Cr(III) </w:t>
-      </w:r>
-      <w:r>
-        <w:rPr>
-          <w:rFonts w:hint="eastAsia" w:eastAsia="SimSun" w:ascii="Times New Roman" w:hAnsi="Times New Roman"/>
-        </w:rPr>
-        <w:t xml:space="preserve">再处理：</w:t>
-      </w:r>
-    </w:p>
-    <w:p>
-      <w:pPr>
-        <w:numPr>
-          <w:ilvl w:val="0"/>
-          <w:numId w:val="1000"/>
-        </w:numPr>
-      </w:pPr>
-      <w:r>
         <w:rPr>
           <w:rFonts w:hint="eastAsia" w:eastAsia="SimSun" w:ascii="Times New Roman" w:hAnsi="Times New Roman"/>
         </w:rPr>
         <w:t xml:space="preserve">上述反应即可用于废液处理</w:t>
       </w:r>
     </w:p>
-    <w:bookmarkEnd w:id="33"/>
-    <w:bookmarkStart w:id="34" w:name="铬酸盐沉淀"/>
+    <w:bookmarkEnd w:id="39"/>
+    <w:bookmarkStart w:id="40" w:name="铬酸盐沉淀"/>
     <w:p>
       <w:pPr>
         <w:pStyle w:val="Heading3"/>
@@ -4309,7 +4694,7 @@
           <w:p>
             <w:pPr>
               <w:pStyle w:val="Compact"/>
-              <w:jc w:val="left"/>
+              <w:jc w:val="center"/>
             </w:pPr>
             <w:r>
               <w:rPr>
@@ -4325,7 +4710,7 @@
           <w:p>
             <w:pPr>
               <w:pStyle w:val="Compact"/>
-              <w:jc w:val="left"/>
+              <w:jc w:val="center"/>
             </w:pPr>
             <w:r>
               <w:rPr>
@@ -4357,7 +4742,7 @@
           <w:p>
             <w:pPr>
               <w:pStyle w:val="Compact"/>
-              <w:jc w:val="left"/>
+              <w:jc w:val="center"/>
             </w:pPr>
             <w:r>
               <w:rPr>
@@ -4375,7 +4760,7 @@
           <w:p>
             <w:pPr>
               <w:pStyle w:val="Compact"/>
-              <w:jc w:val="left"/>
+              <w:jc w:val="center"/>
             </w:pPr>
             <w:r>
               <w:rPr>
@@ -4390,7 +4775,7 @@
           <w:p>
             <w:pPr>
               <w:pStyle w:val="Compact"/>
-              <w:jc w:val="left"/>
+              <w:jc w:val="center"/>
             </w:pPr>
             <w:r>
               <w:rPr>
@@ -4422,7 +4807,7 @@
           <w:p>
             <w:pPr>
               <w:pStyle w:val="Compact"/>
-              <w:jc w:val="left"/>
+              <w:jc w:val="center"/>
             </w:pPr>
             <w:r>
               <w:rPr>
@@ -4451,7 +4836,7 @@
           <w:p>
             <w:pPr>
               <w:pStyle w:val="Compact"/>
-              <w:jc w:val="left"/>
+              <w:jc w:val="center"/>
             </w:pPr>
             <w:r>
               <w:rPr>
@@ -4466,7 +4851,7 @@
           <w:p>
             <w:pPr>
               <w:pStyle w:val="Compact"/>
-              <w:jc w:val="left"/>
+              <w:jc w:val="center"/>
             </w:pPr>
             <w:r>
               <w:rPr>
@@ -4498,7 +4883,7 @@
           <w:p>
             <w:pPr>
               <w:pStyle w:val="Compact"/>
-              <w:jc w:val="left"/>
+              <w:jc w:val="center"/>
             </w:pPr>
             <w:r>
               <w:rPr>
@@ -4515,7 +4900,7 @@
           <w:p>
             <w:pPr>
               <w:pStyle w:val="Compact"/>
-              <w:jc w:val="left"/>
+              <w:jc w:val="center"/>
             </w:pPr>
             <w:r>
               <w:rPr>
@@ -4530,7 +4915,7 @@
           <w:p>
             <w:pPr>
               <w:pStyle w:val="Compact"/>
-              <w:jc w:val="left"/>
+              <w:jc w:val="center"/>
             </w:pPr>
             <w:r>
               <w:rPr>
@@ -4562,7 +4947,7 @@
           <w:p>
             <w:pPr>
               <w:pStyle w:val="Compact"/>
-              <w:jc w:val="left"/>
+              <w:jc w:val="center"/>
             </w:pPr>
             <w:r>
               <w:rPr>
@@ -4586,8 +4971,8 @@
         </w:tc>
       </w:tr>
     </w:tbl>
-    <w:bookmarkEnd w:id="34"/>
-    <w:bookmarkStart w:id="35" w:name="criii-vs-aliii-对比"/>
+    <w:bookmarkEnd w:id="40"/>
+    <w:bookmarkStart w:id="41" w:name="criii-vs-aliii-对比"/>
     <w:p>
       <w:pPr>
         <w:pStyle w:val="Heading3"/>
@@ -4623,7 +5008,7 @@
           <w:p>
             <w:pPr>
               <w:pStyle w:val="Compact"/>
-              <w:jc w:val="left"/>
+              <w:jc w:val="center"/>
             </w:pPr>
             <w:r>
               <w:rPr>
@@ -4639,7 +5024,7 @@
           <w:p>
             <w:pPr>
               <w:pStyle w:val="Compact"/>
-              <w:jc w:val="left"/>
+              <w:jc w:val="center"/>
             </w:pPr>
             <w:r>
               <w:rPr>
@@ -4655,7 +5040,7 @@
           <w:p>
             <w:pPr>
               <w:pStyle w:val="Compact"/>
-              <w:jc w:val="left"/>
+              <w:jc w:val="center"/>
             </w:pPr>
             <w:r>
               <w:rPr>
@@ -4673,7 +5058,7 @@
           <w:p>
             <w:pPr>
               <w:pStyle w:val="Compact"/>
-              <w:jc w:val="left"/>
+              <w:jc w:val="center"/>
             </w:pPr>
             <w:r>
               <w:rPr>
@@ -4688,7 +5073,7 @@
           <w:p>
             <w:pPr>
               <w:pStyle w:val="Compact"/>
-              <w:jc w:val="left"/>
+              <w:jc w:val="center"/>
             </w:pPr>
             <w:r>
               <w:rPr>
@@ -4703,7 +5088,7 @@
           <w:p>
             <w:pPr>
               <w:pStyle w:val="Compact"/>
-              <w:jc w:val="left"/>
+              <w:jc w:val="center"/>
             </w:pPr>
             <w:r>
               <w:rPr>
@@ -4720,7 +5105,7 @@
           <w:p>
             <w:pPr>
               <w:pStyle w:val="Compact"/>
-              <w:jc w:val="left"/>
+              <w:jc w:val="center"/>
             </w:pPr>
             <w:r>
               <w:rPr>
@@ -4735,7 +5120,7 @@
           <w:p>
             <w:pPr>
               <w:pStyle w:val="Compact"/>
-              <w:jc w:val="left"/>
+              <w:jc w:val="center"/>
             </w:pPr>
             <w:r>
               <w:rPr>
@@ -4756,7 +5141,7 @@
           <w:p>
             <w:pPr>
               <w:pStyle w:val="Compact"/>
-              <w:jc w:val="left"/>
+              <w:jc w:val="center"/>
             </w:pPr>
             <w:r>
               <w:rPr>
@@ -4779,7 +5164,7 @@
           <w:p>
             <w:pPr>
               <w:pStyle w:val="Compact"/>
-              <w:jc w:val="left"/>
+              <w:jc w:val="center"/>
             </w:pPr>
             <w:r>
               <w:rPr>
@@ -4806,7 +5191,7 @@
           <w:p>
             <w:pPr>
               <w:pStyle w:val="Compact"/>
-              <w:jc w:val="left"/>
+              <w:jc w:val="center"/>
             </w:pPr>
             <w:r>
               <w:rPr>
@@ -4839,7 +5224,7 @@
           <w:p>
             <w:pPr>
               <w:pStyle w:val="Compact"/>
-              <w:jc w:val="left"/>
+              <w:jc w:val="center"/>
             </w:pPr>
             <w:r>
               <w:rPr>
@@ -4874,7 +5259,7 @@
           <w:p>
             <w:pPr>
               <w:pStyle w:val="Compact"/>
-              <w:jc w:val="left"/>
+              <w:jc w:val="center"/>
             </w:pPr>
             <w:r>
               <w:rPr>
@@ -4889,7 +5274,7 @@
           <w:p>
             <w:pPr>
               <w:pStyle w:val="Compact"/>
-              <w:jc w:val="left"/>
+              <w:jc w:val="center"/>
             </w:pPr>
             <w:r>
               <w:rPr>
@@ -4904,7 +5289,7 @@
           <w:p>
             <w:pPr>
               <w:pStyle w:val="Compact"/>
-              <w:jc w:val="left"/>
+              <w:jc w:val="center"/>
             </w:pPr>
             <w:r>
               <w:rPr>
@@ -4921,7 +5306,7 @@
           <w:p>
             <w:pPr>
               <w:pStyle w:val="Compact"/>
-              <w:jc w:val="left"/>
+              <w:jc w:val="center"/>
             </w:pPr>
             <w:r>
               <w:rPr>
@@ -4936,7 +5321,7 @@
           <w:p>
             <w:pPr>
               <w:pStyle w:val="Compact"/>
-              <w:jc w:val="left"/>
+              <w:jc w:val="center"/>
             </w:pPr>
             <w:r>
               <w:rPr>
@@ -4957,7 +5342,7 @@
           <w:p>
             <w:pPr>
               <w:pStyle w:val="Compact"/>
-              <w:jc w:val="left"/>
+              <w:jc w:val="center"/>
             </w:pPr>
             <w:r>
               <w:rPr>
@@ -4980,7 +5365,7 @@
           <w:p>
             <w:pPr>
               <w:pStyle w:val="Compact"/>
-              <w:jc w:val="left"/>
+              <w:jc w:val="center"/>
             </w:pPr>
             <w:r>
               <w:rPr>
@@ -5007,7 +5392,7 @@
           <w:p>
             <w:pPr>
               <w:pStyle w:val="Compact"/>
-              <w:jc w:val="left"/>
+              <w:jc w:val="center"/>
             </w:pPr>
             <w:r>
               <w:rPr>
@@ -5028,7 +5413,7 @@
           <w:p>
             <w:pPr>
               <w:pStyle w:val="Compact"/>
-              <w:jc w:val="left"/>
+              <w:jc w:val="center"/>
             </w:pPr>
             <w:r>
               <w:rPr>
@@ -5120,8 +5505,8 @@
         <w:t xml:space="preserve">CrO₄²⁻(黄)</w:t>
       </w:r>
     </w:p>
-    <w:bookmarkEnd w:id="35"/>
-    <w:bookmarkStart w:id="36" w:name="h₂o₂-检测-crvi"/>
+    <w:bookmarkEnd w:id="41"/>
+    <w:bookmarkStart w:id="42" w:name="h₂o₂-检测-crvi"/>
     <w:p>
       <w:pPr>
         <w:pStyle w:val="Heading3"/>
@@ -5143,7 +5528,7 @@
       <w:pPr>
         <w:numPr>
           <w:ilvl w:val="0"/>
-          <w:numId w:val="1022"/>
+          <w:numId w:val="1023"/>
         </w:numPr>
       </w:pPr>
       <w:r>
@@ -5204,7 +5589,7 @@
       <w:pPr>
         <w:numPr>
           <w:ilvl w:val="0"/>
-          <w:numId w:val="1022"/>
+          <w:numId w:val="1023"/>
         </w:numPr>
       </w:pPr>
       <w:r>
@@ -5233,9 +5618,9 @@
         </w:pict>
       </w:r>
     </w:p>
-    <w:bookmarkEnd w:id="36"/>
-    <w:bookmarkEnd w:id="37"/>
-    <w:bookmarkStart w:id="45" w:name="四锰mn"/>
+    <w:bookmarkEnd w:id="42"/>
+    <w:bookmarkEnd w:id="43"/>
+    <w:bookmarkStart w:id="54" w:name="四锰mn"/>
     <w:p>
       <w:pPr>
         <w:pStyle w:val="Heading2"/>
@@ -5247,7 +5632,7 @@
         <w:t xml:space="preserve">四、锰（Mn）</w:t>
       </w:r>
     </w:p>
-    <w:bookmarkStart w:id="38" w:name="电子构型与常见氧化态-3"/>
+    <w:bookmarkStart w:id="44" w:name="电子构型与常见氧化态-3"/>
     <w:p>
       <w:pPr>
         <w:pStyle w:val="Heading3"/>
@@ -5260,114 +5645,6 @@
           <w:rFonts w:hint="eastAsia" w:eastAsia="SimHei" w:ascii="Times New Roman" w:hAnsi="Times New Roman"/>
         </w:rPr>
         <w:t xml:space="preserve">电子构型与常见氧化态</w:t>
-      </w:r>
-    </w:p>
-    <w:p>
-      <w:pPr>
-        <w:pStyle w:val="Compact"/>
-        <w:numPr>
-          <w:ilvl w:val="0"/>
-          <w:numId w:val="1023"/>
-        </w:numPr>
-      </w:pPr>
-      <w:r>
-        <w:rPr>
-          <w:rFonts w:hint="eastAsia" w:eastAsia="SimSun" w:ascii="Times New Roman" w:hAnsi="Times New Roman"/>
-        </w:rPr>
-        <w:t xml:space="preserve">电子构型：[Ar]3d⁵4s²</w:t>
-      </w:r>
-    </w:p>
-    <w:p>
-      <w:pPr>
-        <w:pStyle w:val="Compact"/>
-        <w:numPr>
-          <w:ilvl w:val="0"/>
-          <w:numId w:val="1023"/>
-        </w:numPr>
-      </w:pPr>
-      <w:r>
-        <w:rPr>
-          <w:rFonts w:hint="eastAsia" w:eastAsia="SimSun" w:ascii="Times New Roman" w:hAnsi="Times New Roman"/>
-          <w:b/>
-          <w:bCs/>
-        </w:rPr>
-        <w:t xml:space="preserve">氧化态极其丰富</w:t>
-      </w:r>
-      <w:r>
-        <w:rPr>
-          <w:rFonts w:hint="eastAsia" w:eastAsia="SimSun" w:ascii="Times New Roman" w:hAnsi="Times New Roman"/>
-        </w:rPr>
-        <w:t xml:space="preserve">：+7、+6、+4、+3、+2</w:t>
-      </w:r>
-    </w:p>
-    <w:p>
-      <w:pPr>
-        <w:pStyle w:val="Compact"/>
-        <w:numPr>
-          <w:ilvl w:val="0"/>
-          <w:numId w:val="1023"/>
-        </w:numPr>
-      </w:pPr>
-      <w:r>
-        <w:rPr>
-          <w:rFonts w:hint="eastAsia" w:eastAsia="SimSun" w:ascii="Times New Roman" w:hAnsi="Times New Roman"/>
-        </w:rPr>
-        <w:t xml:space="preserve">在酸性条件下的稳定存在形式：Mn²⁺、MnO₂、MnO₄⁻</w:t>
-      </w:r>
-    </w:p>
-    <w:p>
-      <w:pPr>
-        <w:pStyle w:val="Compact"/>
-        <w:numPr>
-          <w:ilvl w:val="0"/>
-          <w:numId w:val="1023"/>
-        </w:numPr>
-      </w:pPr>
-      <w:r>
-        <w:t xml:space="preserve">Mn²⁺ </w:t>
-      </w:r>
-      <w:r>
-        <w:rPr>
-          <w:rFonts w:hint="eastAsia" w:eastAsia="SimSun" w:ascii="Times New Roman" w:hAnsi="Times New Roman"/>
-        </w:rPr>
-        <w:t xml:space="preserve">特别稳定的原因：</w:t>
-      </w:r>
-      <w:r>
-        <w:rPr>
-          <w:b/>
-          <w:bCs/>
-        </w:rPr>
-        <w:t xml:space="preserve">d⁵ </w:t>
-      </w:r>
-      <w:r>
-        <w:rPr>
-          <w:rFonts w:hint="eastAsia" w:eastAsia="SimSun" w:ascii="Times New Roman" w:hAnsi="Times New Roman"/>
-          <w:b/>
-          <w:bCs/>
-        </w:rPr>
-        <w:t xml:space="preserve">半满构型</w:t>
-      </w:r>
-      <w:r>
-        <w:rPr>
-          <w:rFonts w:hint="eastAsia" w:eastAsia="SimSun" w:ascii="Times New Roman" w:hAnsi="Times New Roman"/>
-        </w:rPr>
-        <w:t xml:space="preserve">（洪特规则，额外的交换能稳定化）</w:t>
-      </w:r>
-    </w:p>
-    <w:bookmarkEnd w:id="38"/>
-    <w:bookmarkStart w:id="39" w:name="单质性质-3"/>
-    <w:p>
-      <w:pPr>
-        <w:pStyle w:val="Heading3"/>
-      </w:pPr>
-      <w:r>
-        <w:t xml:space="preserve">4.2 </w:t>
-      </w:r>
-      <w:r>
-        <w:rPr>
-          <w:rFonts w:hint="eastAsia" w:eastAsia="SimHei" w:ascii="Times New Roman" w:hAnsi="Times New Roman"/>
-        </w:rPr>
-        <w:t xml:space="preserve">单质性质</w:t>
       </w:r>
     </w:p>
     <w:p>
@@ -5382,7 +5659,7 @@
         <w:rPr>
           <w:rFonts w:hint="eastAsia" w:eastAsia="SimSun" w:ascii="Times New Roman" w:hAnsi="Times New Roman"/>
         </w:rPr>
-        <w:t xml:space="preserve">银白色金属，较活泼</w:t>
+        <w:t xml:space="preserve">电子构型：[Ar]3d⁵4s²</w:t>
       </w:r>
     </w:p>
     <w:p>
@@ -5396,35 +5673,16 @@
       <w:r>
         <w:rPr>
           <w:rFonts w:hint="eastAsia" w:eastAsia="SimSun" w:ascii="Times New Roman" w:hAnsi="Times New Roman"/>
-        </w:rPr>
-        <w:t xml:space="preserve">与</w:t>
-      </w:r>
-      <w:r>
-        <w:t xml:space="preserve"> Mg </w:t>
-      </w:r>
-      <w:r>
-        <w:rPr>
-          <w:rFonts w:hint="eastAsia" w:eastAsia="SimSun" w:ascii="Times New Roman" w:hAnsi="Times New Roman"/>
-        </w:rPr>
-        <w:t xml:space="preserve">类似：溶于稀酸生成</w:t>
-      </w:r>
-      <w:r>
-        <w:t xml:space="preserve"> Mn²⁺ </w:t>
-      </w:r>
-      <w:r>
-        <w:rPr>
-          <w:rFonts w:hint="eastAsia" w:eastAsia="SimSun" w:ascii="Times New Roman" w:hAnsi="Times New Roman"/>
-        </w:rPr>
-        <w:t xml:space="preserve">和</w:t>
-      </w:r>
-      <w:r>
-        <w:t xml:space="preserve"> </w:t>
-      </w:r>
-      <w:r>
-        <w:rPr>
-          <w:rFonts w:hint="eastAsia" w:eastAsia="SimSun" w:ascii="Times New Roman" w:hAnsi="Times New Roman"/>
-        </w:rPr>
-        <w:t xml:space="preserve">H₂，不与碱反应</w:t>
+          <w:b/>
+          <w:bCs/>
+        </w:rPr>
+        <w:t xml:space="preserve">氧化态极其丰富</w:t>
+      </w:r>
+      <w:r>
+        <w:rPr>
+          <w:rFonts w:hint="eastAsia" w:eastAsia="SimSun" w:ascii="Times New Roman" w:hAnsi="Times New Roman"/>
+        </w:rPr>
+        <w:t xml:space="preserve">：+7、+6、+4、+3、+2</w:t>
       </w:r>
     </w:p>
     <w:p>
@@ -5438,63 +5696,68 @@
       <w:r>
         <w:rPr>
           <w:rFonts w:hint="eastAsia" w:eastAsia="SimSun" w:ascii="Times New Roman" w:hAnsi="Times New Roman"/>
+        </w:rPr>
+        <w:t xml:space="preserve">在酸性条件下的稳定存在形式：Mn²⁺、MnO₂、MnO₄⁻</w:t>
+      </w:r>
+    </w:p>
+    <w:p>
+      <w:pPr>
+        <w:pStyle w:val="Compact"/>
+        <w:numPr>
+          <w:ilvl w:val="0"/>
+          <w:numId w:val="1024"/>
+        </w:numPr>
+      </w:pPr>
+      <w:r>
+        <w:t xml:space="preserve">Mn²⁺ </w:t>
+      </w:r>
+      <w:r>
+        <w:rPr>
+          <w:rFonts w:hint="eastAsia" w:eastAsia="SimSun" w:ascii="Times New Roman" w:hAnsi="Times New Roman"/>
+        </w:rPr>
+        <w:t xml:space="preserve">特别稳定的原因：</w:t>
+      </w:r>
+      <w:r>
+        <w:rPr>
           <w:b/>
           <w:bCs/>
         </w:rPr>
-        <w:t xml:space="preserve">无钝化特性</w:t>
-      </w:r>
-      <w:r>
-        <w:rPr>
-          <w:rFonts w:hint="eastAsia" w:eastAsia="SimSun" w:ascii="Times New Roman" w:hAnsi="Times New Roman"/>
-        </w:rPr>
-        <w:t xml:space="preserve">（区别于</w:t>
-      </w:r>
-      <w:r>
-        <w:t xml:space="preserve"> </w:t>
-      </w:r>
-      <w:r>
-        <w:rPr>
-          <w:rFonts w:hint="eastAsia" w:eastAsia="SimSun" w:ascii="Times New Roman" w:hAnsi="Times New Roman"/>
-        </w:rPr>
-        <w:t xml:space="preserve">Ti/V/Cr）：E°(Mn²⁺/Mn)</w:t>
-      </w:r>
-      <w:r>
-        <w:t xml:space="preserve"> = -1.19 V</w:t>
-      </w:r>
-    </w:p>
-    <w:bookmarkEnd w:id="39"/>
-    <w:bookmarkStart w:id="44" w:name="重要化合物-2"/>
+        <w:t xml:space="preserve">d⁵ </w:t>
+      </w:r>
+      <w:r>
+        <w:rPr>
+          <w:rFonts w:hint="eastAsia" w:eastAsia="SimSun" w:ascii="Times New Roman" w:hAnsi="Times New Roman"/>
+          <w:b/>
+          <w:bCs/>
+        </w:rPr>
+        <w:t xml:space="preserve">半满构型</w:t>
+      </w:r>
+      <w:r>
+        <w:rPr>
+          <w:rFonts w:hint="eastAsia" w:eastAsia="SimSun" w:ascii="Times New Roman" w:hAnsi="Times New Roman"/>
+        </w:rPr>
+        <w:t xml:space="preserve">（洪特规则，额外的交换能稳定化）</w:t>
+      </w:r>
+    </w:p>
+    <w:bookmarkEnd w:id="44"/>
+    <w:bookmarkStart w:id="45" w:name="单质性质-3"/>
     <w:p>
       <w:pPr>
         <w:pStyle w:val="Heading3"/>
       </w:pPr>
       <w:r>
-        <w:t xml:space="preserve">4.3 </w:t>
+        <w:t xml:space="preserve">4.2 </w:t>
       </w:r>
       <w:r>
         <w:rPr>
           <w:rFonts w:hint="eastAsia" w:eastAsia="SimHei" w:ascii="Times New Roman" w:hAnsi="Times New Roman"/>
         </w:rPr>
-        <w:t xml:space="preserve">重要化合物</w:t>
-      </w:r>
-    </w:p>
-    <w:bookmarkStart w:id="40" w:name="mn²-的化学"/>
-    <w:p>
-      <w:pPr>
-        <w:pStyle w:val="Heading4"/>
-      </w:pPr>
-      <w:r>
-        <w:t xml:space="preserve">Mn²⁺ </w:t>
-      </w:r>
-      <w:r>
-        <w:rPr>
-          <w:rFonts w:hint="eastAsia" w:eastAsia="SimHei" w:ascii="Times New Roman" w:hAnsi="Times New Roman"/>
-        </w:rPr>
-        <w:t xml:space="preserve">的化学</w:t>
-      </w:r>
-    </w:p>
-    <w:p>
-      <w:pPr>
+        <w:t xml:space="preserve">单质性质</w:t>
+      </w:r>
+    </w:p>
+    <w:p>
+      <w:pPr>
+        <w:pStyle w:val="Compact"/>
         <w:numPr>
           <w:ilvl w:val="0"/>
           <w:numId w:val="1025"/>
@@ -5503,20 +5766,13 @@
       <w:r>
         <w:rPr>
           <w:rFonts w:hint="eastAsia" w:eastAsia="SimSun" w:ascii="Times New Roman" w:hAnsi="Times New Roman"/>
-          <w:b/>
-          <w:bCs/>
-        </w:rPr>
-        <w:t xml:space="preserve">颜色</w:t>
-      </w:r>
-      <w:r>
-        <w:rPr>
-          <w:rFonts w:hint="eastAsia" w:eastAsia="SimSun" w:ascii="Times New Roman" w:hAnsi="Times New Roman"/>
-        </w:rPr>
-        <w:t xml:space="preserve">：淡粉色（极浅，近无色）</w:t>
-      </w:r>
-    </w:p>
-    <w:p>
-      <w:pPr>
+        </w:rPr>
+        <w:t xml:space="preserve">银白色金属，较活泼</w:t>
+      </w:r>
+    </w:p>
+    <w:p>
+      <w:pPr>
+        <w:pStyle w:val="Compact"/>
         <w:numPr>
           <w:ilvl w:val="0"/>
           <w:numId w:val="1025"/>
@@ -5525,20 +5781,40 @@
       <w:r>
         <w:rPr>
           <w:rFonts w:hint="eastAsia" w:eastAsia="SimSun" w:ascii="Times New Roman" w:hAnsi="Times New Roman"/>
-          <w:b/>
-          <w:bCs/>
-        </w:rPr>
-        <w:t xml:space="preserve">稳定性</w:t>
-      </w:r>
-      <w:r>
-        <w:rPr>
-          <w:rFonts w:hint="eastAsia" w:eastAsia="SimSun" w:ascii="Times New Roman" w:hAnsi="Times New Roman"/>
-        </w:rPr>
-        <w:t xml:space="preserve">：酸性条件下极稳定，不易被氧化</w:t>
-      </w:r>
-    </w:p>
-    <w:p>
-      <w:pPr>
+        </w:rPr>
+        <w:t xml:space="preserve">与</w:t>
+      </w:r>
+      <w:r>
+        <w:t xml:space="preserve"> Mg </w:t>
+      </w:r>
+      <w:r>
+        <w:rPr>
+          <w:rFonts w:hint="eastAsia" w:eastAsia="SimSun" w:ascii="Times New Roman" w:hAnsi="Times New Roman"/>
+        </w:rPr>
+        <w:t xml:space="preserve">类似：溶于稀酸生成</w:t>
+      </w:r>
+      <w:r>
+        <w:t xml:space="preserve"> Mn²⁺ </w:t>
+      </w:r>
+      <w:r>
+        <w:rPr>
+          <w:rFonts w:hint="eastAsia" w:eastAsia="SimSun" w:ascii="Times New Roman" w:hAnsi="Times New Roman"/>
+        </w:rPr>
+        <w:t xml:space="preserve">和</w:t>
+      </w:r>
+      <w:r>
+        <w:t xml:space="preserve"> </w:t>
+      </w:r>
+      <w:r>
+        <w:rPr>
+          <w:rFonts w:hint="eastAsia" w:eastAsia="SimSun" w:ascii="Times New Roman" w:hAnsi="Times New Roman"/>
+        </w:rPr>
+        <w:t xml:space="preserve">H₂，不与碱反应</w:t>
+      </w:r>
+    </w:p>
+    <w:p>
+      <w:pPr>
+        <w:pStyle w:val="Compact"/>
         <w:numPr>
           <w:ilvl w:val="0"/>
           <w:numId w:val="1025"/>
@@ -5546,6 +5822,115 @@
       </w:pPr>
       <w:r>
         <w:rPr>
+          <w:rFonts w:hint="eastAsia" w:eastAsia="SimSun" w:ascii="Times New Roman" w:hAnsi="Times New Roman"/>
+          <w:b/>
+          <w:bCs/>
+        </w:rPr>
+        <w:t xml:space="preserve">无钝化特性</w:t>
+      </w:r>
+      <w:r>
+        <w:rPr>
+          <w:rFonts w:hint="eastAsia" w:eastAsia="SimSun" w:ascii="Times New Roman" w:hAnsi="Times New Roman"/>
+        </w:rPr>
+        <w:t xml:space="preserve">（区别于</w:t>
+      </w:r>
+      <w:r>
+        <w:t xml:space="preserve"> </w:t>
+      </w:r>
+      <w:r>
+        <w:rPr>
+          <w:rFonts w:hint="eastAsia" w:eastAsia="SimSun" w:ascii="Times New Roman" w:hAnsi="Times New Roman"/>
+        </w:rPr>
+        <w:t xml:space="preserve">Ti/V/Cr）：E°(Mn²⁺/Mn)</w:t>
+      </w:r>
+      <w:r>
+        <w:t xml:space="preserve"> = -1.19 V</w:t>
+      </w:r>
+    </w:p>
+    <w:bookmarkEnd w:id="45"/>
+    <w:bookmarkStart w:id="53" w:name="重要化合物-2"/>
+    <w:p>
+      <w:pPr>
+        <w:pStyle w:val="Heading3"/>
+      </w:pPr>
+      <w:r>
+        <w:t xml:space="preserve">4.3 </w:t>
+      </w:r>
+      <w:r>
+        <w:rPr>
+          <w:rFonts w:hint="eastAsia" w:eastAsia="SimHei" w:ascii="Times New Roman" w:hAnsi="Times New Roman"/>
+        </w:rPr>
+        <w:t xml:space="preserve">重要化合物</w:t>
+      </w:r>
+    </w:p>
+    <w:bookmarkStart w:id="46" w:name="mn²-的化学"/>
+    <w:p>
+      <w:pPr>
+        <w:pStyle w:val="Heading4"/>
+      </w:pPr>
+      <w:r>
+        <w:t xml:space="preserve">Mn²⁺ </w:t>
+      </w:r>
+      <w:r>
+        <w:rPr>
+          <w:rFonts w:hint="eastAsia" w:eastAsia="SimHei" w:ascii="Times New Roman" w:hAnsi="Times New Roman"/>
+        </w:rPr>
+        <w:t xml:space="preserve">的化学</w:t>
+      </w:r>
+    </w:p>
+    <w:p>
+      <w:pPr>
+        <w:numPr>
+          <w:ilvl w:val="0"/>
+          <w:numId w:val="1026"/>
+        </w:numPr>
+      </w:pPr>
+      <w:r>
+        <w:rPr>
+          <w:rFonts w:hint="eastAsia" w:eastAsia="SimSun" w:ascii="Times New Roman" w:hAnsi="Times New Roman"/>
+          <w:b/>
+          <w:bCs/>
+        </w:rPr>
+        <w:t xml:space="preserve">颜色</w:t>
+      </w:r>
+      <w:r>
+        <w:rPr>
+          <w:rFonts w:hint="eastAsia" w:eastAsia="SimSun" w:ascii="Times New Roman" w:hAnsi="Times New Roman"/>
+        </w:rPr>
+        <w:t xml:space="preserve">：淡粉色（极浅，近无色）</w:t>
+      </w:r>
+    </w:p>
+    <w:p>
+      <w:pPr>
+        <w:numPr>
+          <w:ilvl w:val="0"/>
+          <w:numId w:val="1026"/>
+        </w:numPr>
+      </w:pPr>
+      <w:r>
+        <w:rPr>
+          <w:rFonts w:hint="eastAsia" w:eastAsia="SimSun" w:ascii="Times New Roman" w:hAnsi="Times New Roman"/>
+          <w:b/>
+          <w:bCs/>
+        </w:rPr>
+        <w:t xml:space="preserve">稳定性</w:t>
+      </w:r>
+      <w:r>
+        <w:rPr>
+          <w:rFonts w:hint="eastAsia" w:eastAsia="SimSun" w:ascii="Times New Roman" w:hAnsi="Times New Roman"/>
+        </w:rPr>
+        <w:t xml:space="preserve">：酸性条件下极稳定，不易被氧化</w:t>
+      </w:r>
+    </w:p>
+    <w:p>
+      <w:pPr>
+        <w:numPr>
+          <w:ilvl w:val="0"/>
+          <w:numId w:val="1026"/>
+        </w:numPr>
+      </w:pPr>
+      <w:r>
+        <w:rPr>
           <w:b/>
           <w:bCs/>
         </w:rPr>
@@ -5686,8 +6071,8 @@
         <w:t xml:space="preserve">生成），特征明显</w:t>
       </w:r>
     </w:p>
-    <w:bookmarkEnd w:id="40"/>
-    <w:bookmarkStart w:id="41" w:name="kmno₄高锰酸钾竞赛最高频考点"/>
+    <w:bookmarkEnd w:id="46"/>
+    <w:bookmarkStart w:id="50" w:name="kmno₄高锰酸钾竞赛最高频考点"/>
     <w:p>
       <w:pPr>
         <w:pStyle w:val="Heading4"/>
@@ -5704,7 +6089,7 @@
         <w:pStyle w:val="Compact"/>
         <w:numPr>
           <w:ilvl w:val="0"/>
-          <w:numId w:val="1026"/>
+          <w:numId w:val="1027"/>
         </w:numPr>
       </w:pPr>
       <w:r>
@@ -5745,7 +6130,7 @@
         <w:pStyle w:val="Compact"/>
         <w:numPr>
           <w:ilvl w:val="0"/>
-          <w:numId w:val="1026"/>
+          <w:numId w:val="1027"/>
         </w:numPr>
       </w:pPr>
       <w:r>
@@ -5852,7 +6237,7 @@
           <w:p>
             <w:pPr>
               <w:pStyle w:val="Compact"/>
-              <w:jc w:val="left"/>
+              <w:jc w:val="center"/>
             </w:pPr>
             <w:r>
               <w:rPr>
@@ -5958,7 +6343,7 @@
           <w:p>
             <w:pPr>
               <w:pStyle w:val="Compact"/>
-              <w:jc w:val="left"/>
+              <w:jc w:val="center"/>
             </w:pPr>
             <w:r>
               <w:rPr>
@@ -6052,7 +6437,7 @@
           <w:p>
             <w:pPr>
               <w:pStyle w:val="Compact"/>
-              <w:jc w:val="left"/>
+              <w:jc w:val="center"/>
             </w:pPr>
             <w:r>
               <w:rPr>
@@ -6148,7 +6533,7 @@
           <w:p>
             <w:pPr>
               <w:pStyle w:val="Compact"/>
-              <w:jc w:val="left"/>
+              <w:jc w:val="center"/>
             </w:pPr>
             <w:r>
               <w:rPr>
@@ -6244,184 +6629,6 @@
     <w:p>
       <w:pPr>
         <w:pStyle w:val="Compact"/>
-        <w:numPr>
-          <w:ilvl w:val="0"/>
-          <w:numId w:val="1027"/>
-        </w:numPr>
-      </w:pPr>
-      <w:r>
-        <w:rPr>
-          <w:rFonts w:hint="eastAsia" w:eastAsia="SimSun" w:ascii="Times New Roman" w:hAnsi="Times New Roman"/>
-          <w:b/>
-          <w:bCs/>
-        </w:rPr>
-        <w:t xml:space="preserve">酸性</w:t>
-      </w:r>
-      <w:r>
-        <w:rPr>
-          <w:rFonts w:hint="eastAsia" w:eastAsia="SimSun" w:ascii="Times New Roman" w:hAnsi="Times New Roman"/>
-        </w:rPr>
-        <w:t xml:space="preserve">：MnO₄⁻</w:t>
-      </w:r>
-      <w:r>
-        <w:t xml:space="preserve"> + 8H⁺ + 5e⁻ → Mn²⁺ + 4H₂O</w:t>
-      </w:r>
-    </w:p>
-    <w:p>
-      <w:pPr>
-        <w:pStyle w:val="Compact"/>
-        <w:numPr>
-          <w:ilvl w:val="0"/>
-          <w:numId w:val="1027"/>
-        </w:numPr>
-      </w:pPr>
-      <w:r>
-        <w:rPr>
-          <w:rFonts w:hint="eastAsia" w:eastAsia="SimSun" w:ascii="Times New Roman" w:hAnsi="Times New Roman"/>
-          <w:b/>
-          <w:bCs/>
-        </w:rPr>
-        <w:t xml:space="preserve">中性</w:t>
-      </w:r>
-      <w:r>
-        <w:rPr>
-          <w:rFonts w:hint="eastAsia" w:eastAsia="SimSun" w:ascii="Times New Roman" w:hAnsi="Times New Roman"/>
-        </w:rPr>
-        <w:t xml:space="preserve">：MnO₄⁻</w:t>
-      </w:r>
-      <w:r>
-        <w:t xml:space="preserve"> + 2H₂O + 3e⁻ → MnO₂↓ + 4OH⁻</w:t>
-      </w:r>
-    </w:p>
-    <w:p>
-      <w:pPr>
-        <w:pStyle w:val="Compact"/>
-        <w:numPr>
-          <w:ilvl w:val="0"/>
-          <w:numId w:val="1027"/>
-        </w:numPr>
-      </w:pPr>
-      <w:r>
-        <w:rPr>
-          <w:rFonts w:hint="eastAsia" w:eastAsia="SimSun" w:ascii="Times New Roman" w:hAnsi="Times New Roman"/>
-          <w:b/>
-          <w:bCs/>
-        </w:rPr>
-        <w:t xml:space="preserve">碱性</w:t>
-      </w:r>
-      <w:r>
-        <w:rPr>
-          <w:rFonts w:hint="eastAsia" w:eastAsia="SimSun" w:ascii="Times New Roman" w:hAnsi="Times New Roman"/>
-        </w:rPr>
-        <w:t xml:space="preserve">：MnO₄⁻</w:t>
-      </w:r>
-      <w:r>
-        <w:t xml:space="preserve"> + e⁻ → </w:t>
-      </w:r>
-      <w:r>
-        <w:rPr>
-          <w:rFonts w:hint="eastAsia" w:eastAsia="SimSun" w:ascii="Times New Roman" w:hAnsi="Times New Roman"/>
-        </w:rPr>
-        <w:t xml:space="preserve">MnO₄²⁻（绿色，锰酸根）</w:t>
-      </w:r>
-    </w:p>
-    <w:p>
-      <w:pPr>
-        <w:pStyle w:val="BlockText"/>
-      </w:pPr>
-      <w:r>
-        <w:rPr>
-          <w:rFonts w:hint="eastAsia" w:eastAsia="SimSun" w:ascii="Times New Roman" w:hAnsi="Times New Roman"/>
-          <w:b/>
-          <w:bCs/>
-        </w:rPr>
-        <w:t xml:space="preserve">注意事项</w:t>
-      </w:r>
-      <w:r>
-        <w:rPr>
-          <w:rFonts w:hint="eastAsia" w:eastAsia="SimSun" w:ascii="Times New Roman" w:hAnsi="Times New Roman"/>
-        </w:rPr>
-        <w:t xml:space="preserve">：KMnO₄</w:t>
-      </w:r>
-      <w:r>
-        <w:t xml:space="preserve"> </w:t>
-      </w:r>
-      <w:r>
-        <w:rPr>
-          <w:rFonts w:hint="eastAsia" w:eastAsia="SimSun" w:ascii="Times New Roman" w:hAnsi="Times New Roman"/>
-        </w:rPr>
-        <w:t xml:space="preserve">在碱性条件下还原为</w:t>
-      </w:r>
-      <w:r>
-        <w:t xml:space="preserve"> </w:t>
-      </w:r>
-      <w:r>
-        <w:rPr>
-          <w:rFonts w:hint="eastAsia" w:eastAsia="SimSun" w:ascii="Times New Roman" w:hAnsi="Times New Roman"/>
-        </w:rPr>
-        <w:t xml:space="preserve">MnO₄²⁻（绿色），学生极易与</w:t>
-      </w:r>
-      <w:r>
-        <w:t xml:space="preserve"> Mn²⁺ </w:t>
-      </w:r>
-      <w:r>
-        <w:rPr>
-          <w:rFonts w:hint="eastAsia" w:eastAsia="SimSun" w:ascii="Times New Roman" w:hAnsi="Times New Roman"/>
-        </w:rPr>
-        <w:t xml:space="preserve">或</w:t>
-      </w:r>
-      <w:r>
-        <w:t xml:space="preserve"> MnO₂ </w:t>
-      </w:r>
-      <w:r>
-        <w:rPr>
-          <w:rFonts w:hint="eastAsia" w:eastAsia="SimSun" w:ascii="Times New Roman" w:hAnsi="Times New Roman"/>
-        </w:rPr>
-        <w:t xml:space="preserve">混淆。记住：</w:t>
-      </w:r>
-      <w:r>
-        <w:rPr>
-          <w:rFonts w:hint="eastAsia" w:eastAsia="SimSun" w:ascii="Times New Roman" w:hAnsi="Times New Roman"/>
-          <w:b/>
-          <w:bCs/>
-        </w:rPr>
-        <w:t xml:space="preserve">碱性→锰酸根绿色</w:t>
-      </w:r>
-      <w:r>
-        <w:rPr>
-          <w:rFonts w:hint="eastAsia" w:eastAsia="SimSun" w:ascii="Times New Roman" w:hAnsi="Times New Roman"/>
-        </w:rPr>
-        <w:t xml:space="preserve">！</w:t>
-      </w:r>
-    </w:p>
-    <w:p>
-      <w:pPr>
-        <w:pStyle w:val="FirstParagraph"/>
-      </w:pPr>
-      <w:r>
-        <w:rPr>
-          <w:b/>
-          <w:bCs/>
-        </w:rPr>
-        <w:t xml:space="preserve">KMnO₄ </w:t>
-      </w:r>
-      <w:r>
-        <w:rPr>
-          <w:rFonts w:hint="eastAsia" w:eastAsia="SimSun" w:ascii="Times New Roman" w:hAnsi="Times New Roman"/>
-          <w:b/>
-          <w:bCs/>
-        </w:rPr>
-        <w:t xml:space="preserve">的典型反应示例</w:t>
-      </w:r>
-      <w:r>
-        <w:rPr>
-          <w:rFonts w:hint="eastAsia" w:eastAsia="SimSun" w:ascii="Times New Roman" w:hAnsi="Times New Roman"/>
-        </w:rPr>
-        <w:t xml:space="preserve">：</w:t>
-      </w:r>
-    </w:p>
-    <w:p>
-      <w:pPr>
         <w:numPr>
           <w:ilvl w:val="0"/>
           <w:numId w:val="1028"/>
@@ -6430,6 +6637,184 @@
       <w:r>
         <w:rPr>
           <w:rFonts w:hint="eastAsia" w:eastAsia="SimSun" w:ascii="Times New Roman" w:hAnsi="Times New Roman"/>
+          <w:b/>
+          <w:bCs/>
+        </w:rPr>
+        <w:t xml:space="preserve">酸性</w:t>
+      </w:r>
+      <w:r>
+        <w:rPr>
+          <w:rFonts w:hint="eastAsia" w:eastAsia="SimSun" w:ascii="Times New Roman" w:hAnsi="Times New Roman"/>
+        </w:rPr>
+        <w:t xml:space="preserve">：MnO₄⁻</w:t>
+      </w:r>
+      <w:r>
+        <w:t xml:space="preserve"> + 8H⁺ + 5e⁻ → Mn²⁺ + 4H₂O</w:t>
+      </w:r>
+    </w:p>
+    <w:p>
+      <w:pPr>
+        <w:pStyle w:val="Compact"/>
+        <w:numPr>
+          <w:ilvl w:val="0"/>
+          <w:numId w:val="1028"/>
+        </w:numPr>
+      </w:pPr>
+      <w:r>
+        <w:rPr>
+          <w:rFonts w:hint="eastAsia" w:eastAsia="SimSun" w:ascii="Times New Roman" w:hAnsi="Times New Roman"/>
+          <w:b/>
+          <w:bCs/>
+        </w:rPr>
+        <w:t xml:space="preserve">中性</w:t>
+      </w:r>
+      <w:r>
+        <w:rPr>
+          <w:rFonts w:hint="eastAsia" w:eastAsia="SimSun" w:ascii="Times New Roman" w:hAnsi="Times New Roman"/>
+        </w:rPr>
+        <w:t xml:space="preserve">：MnO₄⁻</w:t>
+      </w:r>
+      <w:r>
+        <w:t xml:space="preserve"> + 2H₂O + 3e⁻ → MnO₂↓ + 4OH⁻</w:t>
+      </w:r>
+    </w:p>
+    <w:p>
+      <w:pPr>
+        <w:pStyle w:val="Compact"/>
+        <w:numPr>
+          <w:ilvl w:val="0"/>
+          <w:numId w:val="1028"/>
+        </w:numPr>
+      </w:pPr>
+      <w:r>
+        <w:rPr>
+          <w:rFonts w:hint="eastAsia" w:eastAsia="SimSun" w:ascii="Times New Roman" w:hAnsi="Times New Roman"/>
+          <w:b/>
+          <w:bCs/>
+        </w:rPr>
+        <w:t xml:space="preserve">碱性</w:t>
+      </w:r>
+      <w:r>
+        <w:rPr>
+          <w:rFonts w:hint="eastAsia" w:eastAsia="SimSun" w:ascii="Times New Roman" w:hAnsi="Times New Roman"/>
+        </w:rPr>
+        <w:t xml:space="preserve">：MnO₄⁻</w:t>
+      </w:r>
+      <w:r>
+        <w:t xml:space="preserve"> + e⁻ → </w:t>
+      </w:r>
+      <w:r>
+        <w:rPr>
+          <w:rFonts w:hint="eastAsia" w:eastAsia="SimSun" w:ascii="Times New Roman" w:hAnsi="Times New Roman"/>
+        </w:rPr>
+        <w:t xml:space="preserve">MnO₄²⁻（绿色，锰酸根）</w:t>
+      </w:r>
+    </w:p>
+    <w:p>
+      <w:pPr>
+        <w:pStyle w:val="BlockText"/>
+      </w:pPr>
+      <w:r>
+        <w:rPr>
+          <w:rFonts w:hint="eastAsia" w:eastAsia="SimSun" w:ascii="Times New Roman" w:hAnsi="Times New Roman"/>
+          <w:b/>
+          <w:bCs/>
+        </w:rPr>
+        <w:t xml:space="preserve">注意事项</w:t>
+      </w:r>
+      <w:r>
+        <w:rPr>
+          <w:rFonts w:hint="eastAsia" w:eastAsia="SimSun" w:ascii="Times New Roman" w:hAnsi="Times New Roman"/>
+        </w:rPr>
+        <w:t xml:space="preserve">：KMnO₄</w:t>
+      </w:r>
+      <w:r>
+        <w:t xml:space="preserve"> </w:t>
+      </w:r>
+      <w:r>
+        <w:rPr>
+          <w:rFonts w:hint="eastAsia" w:eastAsia="SimSun" w:ascii="Times New Roman" w:hAnsi="Times New Roman"/>
+        </w:rPr>
+        <w:t xml:space="preserve">在碱性条件下还原为</w:t>
+      </w:r>
+      <w:r>
+        <w:t xml:space="preserve"> </w:t>
+      </w:r>
+      <w:r>
+        <w:rPr>
+          <w:rFonts w:hint="eastAsia" w:eastAsia="SimSun" w:ascii="Times New Roman" w:hAnsi="Times New Roman"/>
+        </w:rPr>
+        <w:t xml:space="preserve">MnO₄²⁻（绿色），学生极易与</w:t>
+      </w:r>
+      <w:r>
+        <w:t xml:space="preserve"> Mn²⁺ </w:t>
+      </w:r>
+      <w:r>
+        <w:rPr>
+          <w:rFonts w:hint="eastAsia" w:eastAsia="SimSun" w:ascii="Times New Roman" w:hAnsi="Times New Roman"/>
+        </w:rPr>
+        <w:t xml:space="preserve">或</w:t>
+      </w:r>
+      <w:r>
+        <w:t xml:space="preserve"> MnO₂ </w:t>
+      </w:r>
+      <w:r>
+        <w:rPr>
+          <w:rFonts w:hint="eastAsia" w:eastAsia="SimSun" w:ascii="Times New Roman" w:hAnsi="Times New Roman"/>
+        </w:rPr>
+        <w:t xml:space="preserve">混淆。记住：</w:t>
+      </w:r>
+      <w:r>
+        <w:rPr>
+          <w:rFonts w:hint="eastAsia" w:eastAsia="SimSun" w:ascii="Times New Roman" w:hAnsi="Times New Roman"/>
+          <w:b/>
+          <w:bCs/>
+        </w:rPr>
+        <w:t xml:space="preserve">碱性→锰酸根绿色</w:t>
+      </w:r>
+      <w:r>
+        <w:rPr>
+          <w:rFonts w:hint="eastAsia" w:eastAsia="SimSun" w:ascii="Times New Roman" w:hAnsi="Times New Roman"/>
+        </w:rPr>
+        <w:t xml:space="preserve">！</w:t>
+      </w:r>
+    </w:p>
+    <w:p>
+      <w:pPr>
+        <w:pStyle w:val="FirstParagraph"/>
+      </w:pPr>
+      <w:r>
+        <w:rPr>
+          <w:b/>
+          <w:bCs/>
+        </w:rPr>
+        <w:t xml:space="preserve">KMnO₄ </w:t>
+      </w:r>
+      <w:r>
+        <w:rPr>
+          <w:rFonts w:hint="eastAsia" w:eastAsia="SimSun" w:ascii="Times New Roman" w:hAnsi="Times New Roman"/>
+          <w:b/>
+          <w:bCs/>
+        </w:rPr>
+        <w:t xml:space="preserve">的典型反应示例</w:t>
+      </w:r>
+      <w:r>
+        <w:rPr>
+          <w:rFonts w:hint="eastAsia" w:eastAsia="SimSun" w:ascii="Times New Roman" w:hAnsi="Times New Roman"/>
+        </w:rPr>
+        <w:t xml:space="preserve">：</w:t>
+      </w:r>
+    </w:p>
+    <w:p>
+      <w:pPr>
+        <w:numPr>
+          <w:ilvl w:val="0"/>
+          <w:numId w:val="1029"/>
+        </w:numPr>
+      </w:pPr>
+      <w:r>
+        <w:rPr>
+          <w:rFonts w:hint="eastAsia" w:eastAsia="SimSun" w:ascii="Times New Roman" w:hAnsi="Times New Roman"/>
         </w:rPr>
         <w:t xml:space="preserve">酸性条件</w:t>
       </w:r>
@@ -6458,7 +6843,7 @@
       <w:pPr>
         <w:numPr>
           <w:ilvl w:val="0"/>
-          <w:numId w:val="1028"/>
+          <w:numId w:val="1029"/>
         </w:numPr>
       </w:pPr>
       <w:r>
@@ -6492,7 +6877,7 @@
       <w:pPr>
         <w:numPr>
           <w:ilvl w:val="0"/>
-          <w:numId w:val="1028"/>
+          <w:numId w:val="1029"/>
         </w:numPr>
       </w:pPr>
       <w:r>
@@ -6531,8 +6916,269 @@
         <w:t xml:space="preserve"> + SO₄²⁻ + H₂O</w:t>
       </w:r>
     </w:p>
-    <w:bookmarkEnd w:id="41"/>
-    <w:bookmarkStart w:id="42" w:name="mno₂二氧化锰"/>
+    <w:p>
+      <w:pPr>
+        <w:pStyle w:val="FirstParagraph"/>
+        <w:jc w:val="center"/>
+      </w:pPr>
+      <w:r>
+        <w:rPr>
+          <w:b w:val="0"/>
+          <w:i w:val="0"/>
+          <w:sz w:val="21"/>
+        </w:rPr>
+        <w:drawing>
+          <wp:inline>
+            <wp:extent cx="5334000" cy="4034868"/>
+            <wp:effectExtent b="0" l="0" r="0" t="0"/>
+            <wp:docPr descr="Mn 的 Frost 图（酸性条件）" title="" id="48" name="Picture"/>
+            <a:graphic>
+              <a:graphicData uri="http://schemas.openxmlformats.org/drawingml/2006/picture">
+                <pic:pic>
+                  <pic:nvPicPr>
+                    <pic:cNvPr descr="media/mn-frost-diagram-acid.jpg" id="49" name="Picture"/>
+                    <pic:cNvPicPr>
+                      <a:picLocks noChangeArrowheads="1" noChangeAspect="1"/>
+                    </pic:cNvPicPr>
+                  </pic:nvPicPr>
+                  <pic:blipFill>
+                    <a:blip r:embed="rId47"/>
+                    <a:stretch>
+                      <a:fillRect/>
+                    </a:stretch>
+                  </pic:blipFill>
+                  <pic:spPr bwMode="auto">
+                    <a:xfrm>
+                      <a:off x="0" y="0"/>
+                      <a:ext cx="5334000" cy="4034868"/>
+                    </a:xfrm>
+                    <a:prstGeom prst="rect">
+                      <a:avLst/>
+                    </a:prstGeom>
+                    <a:noFill/>
+                    <a:ln w="9525">
+                      <a:noFill/>
+                      <a:headEnd/>
+                      <a:tailEnd/>
+                    </a:ln>
+                  </pic:spPr>
+                </pic:pic>
+              </a:graphicData>
+            </a:graphic>
+          </wp:inline>
+        </w:drawing>
+      </w:r>
+      <w:r>
+        <w:rPr>
+          <w:b w:val="0"/>
+          <w:i w:val="0"/>
+          <w:sz w:val="21"/>
+        </w:rPr>
+        <w:t xml:space="preserve"> </w:t>
+      </w:r>
+      <w:r>
+        <w:rPr>
+          <w:rFonts w:hint="eastAsia" w:eastAsia="FangSong" w:ascii="Times New Roman" w:hAnsi="Times New Roman"/>
+          <w:b w:val="0"/>
+          <w:i w:val="0"/>
+          <w:iCs/>
+          <w:sz w:val="21"/>
+        </w:rPr>
+        <w:t xml:space="preserve">图</w:t>
+      </w:r>
+      <w:r>
+        <w:rPr>
+          <w:b w:val="0"/>
+          <w:i w:val="0"/>
+          <w:iCs/>
+          <w:sz w:val="21"/>
+        </w:rPr>
+        <w:t xml:space="preserve"> Mn </w:t>
+      </w:r>
+      <w:r>
+        <w:rPr>
+          <w:rFonts w:hint="eastAsia" w:eastAsia="FangSong" w:ascii="Times New Roman" w:hAnsi="Times New Roman"/>
+          <w:b w:val="0"/>
+          <w:i w:val="0"/>
+          <w:iCs/>
+          <w:sz w:val="21"/>
+        </w:rPr>
+        <w:t xml:space="preserve">的</w:t>
+      </w:r>
+      <w:r>
+        <w:rPr>
+          <w:b w:val="0"/>
+          <w:i w:val="0"/>
+          <w:iCs/>
+          <w:sz w:val="21"/>
+        </w:rPr>
+        <w:t xml:space="preserve"> Frost </w:t>
+      </w:r>
+      <w:r>
+        <w:rPr>
+          <w:rFonts w:hint="eastAsia" w:eastAsia="FangSong" w:ascii="Times New Roman" w:hAnsi="Times New Roman"/>
+          <w:b w:val="0"/>
+          <w:i w:val="0"/>
+          <w:iCs/>
+          <w:sz w:val="21"/>
+        </w:rPr>
+        <w:t xml:space="preserve">图（酸性条件）——清晰地展示了</w:t>
+      </w:r>
+      <w:r>
+        <w:rPr>
+          <w:b w:val="0"/>
+          <w:i w:val="0"/>
+          <w:iCs/>
+          <w:sz w:val="21"/>
+        </w:rPr>
+        <w:t xml:space="preserve"> Mn </w:t>
+      </w:r>
+      <w:r>
+        <w:rPr>
+          <w:rFonts w:hint="eastAsia" w:eastAsia="FangSong" w:ascii="Times New Roman" w:hAnsi="Times New Roman"/>
+          <w:b w:val="0"/>
+          <w:i w:val="0"/>
+          <w:iCs/>
+          <w:sz w:val="21"/>
+        </w:rPr>
+        <w:t xml:space="preserve">从</w:t>
+      </w:r>
+      <w:r>
+        <w:rPr>
+          <w:b w:val="0"/>
+          <w:i w:val="0"/>
+          <w:iCs/>
+          <w:sz w:val="21"/>
+        </w:rPr>
+        <w:t xml:space="preserve"> -2 </w:t>
+      </w:r>
+      <w:r>
+        <w:rPr>
+          <w:rFonts w:hint="eastAsia" w:eastAsia="FangSong" w:ascii="Times New Roman" w:hAnsi="Times New Roman"/>
+          <w:b w:val="0"/>
+          <w:i w:val="0"/>
+          <w:iCs/>
+          <w:sz w:val="21"/>
+        </w:rPr>
+        <w:t xml:space="preserve">到</w:t>
+      </w:r>
+      <w:r>
+        <w:rPr>
+          <w:b w:val="0"/>
+          <w:i w:val="0"/>
+          <w:iCs/>
+          <w:sz w:val="21"/>
+        </w:rPr>
+        <w:t xml:space="preserve"> +7 </w:t>
+      </w:r>
+      <w:r>
+        <w:rPr>
+          <w:rFonts w:hint="eastAsia" w:eastAsia="FangSong" w:ascii="Times New Roman" w:hAnsi="Times New Roman"/>
+          <w:b w:val="0"/>
+          <w:i w:val="0"/>
+          <w:iCs/>
+          <w:sz w:val="21"/>
+        </w:rPr>
+        <w:t xml:space="preserve">各氧化态的吉布斯自由能相对值：Mn²⁺</w:t>
+      </w:r>
+      <w:r>
+        <w:rPr>
+          <w:b w:val="0"/>
+          <w:i w:val="0"/>
+          <w:iCs/>
+          <w:sz w:val="21"/>
+        </w:rPr>
+        <w:t xml:space="preserve"> </w:t>
+      </w:r>
+      <w:r>
+        <w:rPr>
+          <w:rFonts w:hint="eastAsia" w:eastAsia="FangSong" w:ascii="Times New Roman" w:hAnsi="Times New Roman"/>
+          <w:b w:val="0"/>
+          <w:i w:val="0"/>
+          <w:iCs/>
+          <w:sz w:val="21"/>
+        </w:rPr>
+        <w:t xml:space="preserve">位于最低点（最稳定，d⁵</w:t>
+      </w:r>
+      <w:r>
+        <w:rPr>
+          <w:b w:val="0"/>
+          <w:i w:val="0"/>
+          <w:iCs/>
+          <w:sz w:val="21"/>
+        </w:rPr>
+        <w:t xml:space="preserve"> </w:t>
+      </w:r>
+      <w:r>
+        <w:rPr>
+          <w:rFonts w:hint="eastAsia" w:eastAsia="FangSong" w:ascii="Times New Roman" w:hAnsi="Times New Roman"/>
+          <w:b w:val="0"/>
+          <w:i w:val="0"/>
+          <w:iCs/>
+          <w:sz w:val="21"/>
+        </w:rPr>
+        <w:t xml:space="preserve">半满），MnO₄⁻</w:t>
+      </w:r>
+      <w:r>
+        <w:rPr>
+          <w:b w:val="0"/>
+          <w:i w:val="0"/>
+          <w:iCs/>
+          <w:sz w:val="21"/>
+        </w:rPr>
+        <w:t xml:space="preserve"> </w:t>
+      </w:r>
+      <w:r>
+        <w:rPr>
+          <w:rFonts w:hint="eastAsia" w:eastAsia="FangSong" w:ascii="Times New Roman" w:hAnsi="Times New Roman"/>
+          <w:b w:val="0"/>
+          <w:i w:val="0"/>
+          <w:iCs/>
+          <w:sz w:val="21"/>
+        </w:rPr>
+        <w:t xml:space="preserve">在较高位置（强氧化性），斜率越大的线段对应的电对氧化性越强。Frost</w:t>
+      </w:r>
+      <w:r>
+        <w:rPr>
+          <w:b w:val="0"/>
+          <w:i w:val="0"/>
+          <w:iCs/>
+          <w:sz w:val="21"/>
+        </w:rPr>
+        <w:t xml:space="preserve"> </w:t>
+      </w:r>
+      <w:r>
+        <w:rPr>
+          <w:rFonts w:hint="eastAsia" w:eastAsia="FangSong" w:ascii="Times New Roman" w:hAnsi="Times New Roman"/>
+          <w:b w:val="0"/>
+          <w:i w:val="0"/>
+          <w:iCs/>
+          <w:sz w:val="21"/>
+        </w:rPr>
+        <w:t xml:space="preserve">图是判断元素各氧化态稳定性和歧化趋势的核心工具（Weller《无机化学》第6版</w:t>
+      </w:r>
+      <w:r>
+        <w:rPr>
+          <w:b w:val="0"/>
+          <w:i w:val="0"/>
+          <w:iCs/>
+          <w:sz w:val="21"/>
+        </w:rPr>
+        <w:t xml:space="preserve"> </w:t>
+      </w:r>
+      <w:r>
+        <w:rPr>
+          <w:rFonts w:hint="eastAsia" w:eastAsia="FangSong" w:ascii="Times New Roman" w:hAnsi="Times New Roman"/>
+          <w:b w:val="0"/>
+          <w:i w:val="0"/>
+          <w:iCs/>
+          <w:sz w:val="21"/>
+        </w:rPr>
+        <w:t xml:space="preserve">图15.7）</w:t>
+      </w:r>
+    </w:p>
+    <w:bookmarkEnd w:id="50"/>
+    <w:bookmarkStart w:id="51" w:name="mno₂二氧化锰"/>
     <w:p>
       <w:pPr>
         <w:pStyle w:val="Heading4"/>
@@ -6548,7 +7194,7 @@
       <w:pPr>
         <w:numPr>
           <w:ilvl w:val="0"/>
-          <w:numId w:val="1029"/>
+          <w:numId w:val="1030"/>
         </w:numPr>
       </w:pPr>
       <w:r>
@@ -6570,7 +7216,7 @@
       <w:pPr>
         <w:numPr>
           <w:ilvl w:val="0"/>
-          <w:numId w:val="1029"/>
+          <w:numId w:val="1030"/>
         </w:numPr>
       </w:pPr>
       <w:r>
@@ -6592,7 +7238,7 @@
       <w:pPr>
         <w:numPr>
           <w:ilvl w:val="0"/>
-          <w:numId w:val="1029"/>
+          <w:numId w:val="1030"/>
         </w:numPr>
       </w:pPr>
       <w:r>
@@ -6615,7 +7261,7 @@
         <w:pStyle w:val="Compact"/>
         <w:numPr>
           <w:ilvl w:val="1"/>
-          <w:numId w:val="1030"/>
+          <w:numId w:val="1031"/>
         </w:numPr>
       </w:pPr>
       <w:r>
@@ -6642,7 +7288,7 @@
         <w:pStyle w:val="Compact"/>
         <w:numPr>
           <w:ilvl w:val="1"/>
-          <w:numId w:val="1030"/>
+          <w:numId w:val="1031"/>
         </w:numPr>
       </w:pPr>
       <w:r>
@@ -6668,7 +7314,7 @@
       <w:pPr>
         <w:numPr>
           <w:ilvl w:val="0"/>
-          <w:numId w:val="1029"/>
+          <w:numId w:val="1030"/>
         </w:numPr>
       </w:pPr>
       <w:r>
@@ -6715,8 +7361,8 @@
         <w:t xml:space="preserve"> →△→ MnCl₂ + Cl₂↑ + 2H₂O</w:t>
       </w:r>
     </w:p>
-    <w:bookmarkEnd w:id="42"/>
-    <w:bookmarkStart w:id="43" w:name="mn₃o₄四氧化三锰"/>
+    <w:bookmarkEnd w:id="51"/>
+    <w:bookmarkStart w:id="52" w:name="mn₃o₄四氧化三锰"/>
     <w:p>
       <w:pPr>
         <w:pStyle w:val="Heading4"/>
@@ -6732,7 +7378,7 @@
       <w:pPr>
         <w:numPr>
           <w:ilvl w:val="0"/>
-          <w:numId w:val="1031"/>
+          <w:numId w:val="1032"/>
         </w:numPr>
       </w:pPr>
       <w:r>
@@ -6746,7 +7392,7 @@
       <w:pPr>
         <w:numPr>
           <w:ilvl w:val="0"/>
-          <w:numId w:val="1031"/>
+          <w:numId w:val="1032"/>
         </w:numPr>
       </w:pPr>
       <w:r>
@@ -6848,10 +7494,10 @@
         </w:pict>
       </w:r>
     </w:p>
-    <w:bookmarkEnd w:id="43"/>
-    <w:bookmarkEnd w:id="44"/>
-    <w:bookmarkEnd w:id="45"/>
-    <w:bookmarkStart w:id="48" w:name="五元素对比速查"/>
+    <w:bookmarkEnd w:id="52"/>
+    <w:bookmarkEnd w:id="53"/>
+    <w:bookmarkEnd w:id="54"/>
+    <w:bookmarkStart w:id="57" w:name="五元素对比速查"/>
     <w:p>
       <w:pPr>
         <w:pStyle w:val="Heading2"/>
@@ -6863,7 +7509,7 @@
         <w:t xml:space="preserve">五、元素对比速查</w:t>
       </w:r>
     </w:p>
-    <w:bookmarkStart w:id="46" w:name="tivcrmn-横向对比"/>
+    <w:bookmarkStart w:id="55" w:name="tivcrmn-横向对比"/>
     <w:p>
       <w:pPr>
         <w:pStyle w:val="Heading3"/>
@@ -6901,7 +7547,7 @@
           <w:p>
             <w:pPr>
               <w:pStyle w:val="Compact"/>
-              <w:jc w:val="left"/>
+              <w:jc w:val="center"/>
             </w:pPr>
             <w:r>
               <w:rPr>
@@ -6917,7 +7563,7 @@
           <w:p>
             <w:pPr>
               <w:pStyle w:val="Compact"/>
-              <w:jc w:val="left"/>
+              <w:jc w:val="center"/>
             </w:pPr>
             <w:r>
               <w:rPr>
@@ -6933,7 +7579,7 @@
           <w:p>
             <w:pPr>
               <w:pStyle w:val="Compact"/>
-              <w:jc w:val="left"/>
+              <w:jc w:val="center"/>
             </w:pPr>
             <w:r>
               <w:rPr>
@@ -6949,7 +7595,7 @@
           <w:p>
             <w:pPr>
               <w:pStyle w:val="Compact"/>
-              <w:jc w:val="left"/>
+              <w:jc w:val="center"/>
             </w:pPr>
             <w:r>
               <w:rPr>
@@ -6965,7 +7611,7 @@
           <w:p>
             <w:pPr>
               <w:pStyle w:val="Compact"/>
-              <w:jc w:val="left"/>
+              <w:jc w:val="center"/>
             </w:pPr>
             <w:r>
               <w:rPr>
@@ -6983,7 +7629,7 @@
           <w:p>
             <w:pPr>
               <w:pStyle w:val="Compact"/>
-              <w:jc w:val="left"/>
+              <w:jc w:val="center"/>
             </w:pPr>
             <w:r>
               <w:rPr>
@@ -6998,7 +7644,7 @@
           <w:p>
             <w:pPr>
               <w:pStyle w:val="Compact"/>
-              <w:jc w:val="left"/>
+              <w:jc w:val="center"/>
             </w:pPr>
             <w:r>
               <w:rPr>
@@ -7013,7 +7659,7 @@
           <w:p>
             <w:pPr>
               <w:pStyle w:val="Compact"/>
-              <w:jc w:val="left"/>
+              <w:jc w:val="center"/>
             </w:pPr>
             <w:r>
               <w:rPr>
@@ -7028,7 +7674,7 @@
           <w:p>
             <w:pPr>
               <w:pStyle w:val="Compact"/>
-              <w:jc w:val="left"/>
+              <w:jc w:val="center"/>
             </w:pPr>
             <w:r>
               <w:rPr>
@@ -7043,7 +7689,7 @@
           <w:p>
             <w:pPr>
               <w:pStyle w:val="Compact"/>
-              <w:jc w:val="left"/>
+              <w:jc w:val="center"/>
             </w:pPr>
             <w:r>
               <w:rPr>
@@ -7060,7 +7706,7 @@
           <w:p>
             <w:pPr>
               <w:pStyle w:val="Compact"/>
-              <w:jc w:val="left"/>
+              <w:jc w:val="center"/>
             </w:pPr>
             <w:r>
               <w:rPr>
@@ -7075,7 +7721,7 @@
           <w:p>
             <w:pPr>
               <w:pStyle w:val="Compact"/>
-              <w:jc w:val="left"/>
+              <w:jc w:val="center"/>
             </w:pPr>
             <w:r>
               <w:rPr>
@@ -7090,7 +7736,7 @@
           <w:p>
             <w:pPr>
               <w:pStyle w:val="Compact"/>
-              <w:jc w:val="left"/>
+              <w:jc w:val="center"/>
             </w:pPr>
             <w:r>
               <w:rPr>
@@ -7105,7 +7751,7 @@
           <w:p>
             <w:pPr>
               <w:pStyle w:val="Compact"/>
-              <w:jc w:val="left"/>
+              <w:jc w:val="center"/>
             </w:pPr>
             <w:r>
               <w:rPr>
@@ -7120,7 +7766,7 @@
           <w:p>
             <w:pPr>
               <w:pStyle w:val="Compact"/>
-              <w:jc w:val="left"/>
+              <w:jc w:val="center"/>
             </w:pPr>
             <w:r>
               <w:rPr>
@@ -7137,7 +7783,7 @@
           <w:p>
             <w:pPr>
               <w:pStyle w:val="Compact"/>
-              <w:jc w:val="left"/>
+              <w:jc w:val="center"/>
             </w:pPr>
             <w:r>
               <w:rPr>
@@ -7152,7 +7798,7 @@
           <w:p>
             <w:pPr>
               <w:pStyle w:val="Compact"/>
-              <w:jc w:val="left"/>
+              <w:jc w:val="center"/>
             </w:pPr>
             <w:r>
               <w:rPr>
@@ -7167,7 +7813,7 @@
           <w:p>
             <w:pPr>
               <w:pStyle w:val="Compact"/>
-              <w:jc w:val="left"/>
+              <w:jc w:val="center"/>
             </w:pPr>
             <w:r>
               <w:rPr>
@@ -7182,7 +7828,7 @@
           <w:p>
             <w:pPr>
               <w:pStyle w:val="Compact"/>
-              <w:jc w:val="left"/>
+              <w:jc w:val="center"/>
             </w:pPr>
             <w:r>
               <w:rPr>
@@ -7199,7 +7845,7 @@
           <w:p>
             <w:pPr>
               <w:pStyle w:val="Compact"/>
-              <w:jc w:val="left"/>
+              <w:jc w:val="center"/>
             </w:pPr>
             <w:r>
               <w:rPr>
@@ -7216,7 +7862,7 @@
           <w:p>
             <w:pPr>
               <w:pStyle w:val="Compact"/>
-              <w:jc w:val="left"/>
+              <w:jc w:val="center"/>
             </w:pPr>
             <w:r>
               <w:rPr>
@@ -7231,7 +7877,7 @@
           <w:p>
             <w:pPr>
               <w:pStyle w:val="Compact"/>
-              <w:jc w:val="left"/>
+              <w:jc w:val="center"/>
             </w:pPr>
             <w:r>
               <w:rPr>
@@ -7266,7 +7912,7 @@
           <w:p>
             <w:pPr>
               <w:pStyle w:val="Compact"/>
-              <w:jc w:val="left"/>
+              <w:jc w:val="center"/>
             </w:pPr>
             <w:r>
               <w:rPr>
@@ -7281,7 +7927,7 @@
           <w:p>
             <w:pPr>
               <w:pStyle w:val="Compact"/>
-              <w:jc w:val="left"/>
+              <w:jc w:val="center"/>
             </w:pPr>
             <w:r>
               <w:rPr>
@@ -7296,7 +7942,7 @@
           <w:p>
             <w:pPr>
               <w:pStyle w:val="Compact"/>
-              <w:jc w:val="left"/>
+              <w:jc w:val="center"/>
             </w:pPr>
             <w:r>
               <w:rPr>
@@ -7315,7 +7961,7 @@
           <w:p>
             <w:pPr>
               <w:pStyle w:val="Compact"/>
-              <w:jc w:val="left"/>
+              <w:jc w:val="center"/>
             </w:pPr>
             <w:r>
               <w:rPr>
@@ -7330,7 +7976,7 @@
           <w:p>
             <w:pPr>
               <w:pStyle w:val="Compact"/>
-              <w:jc w:val="left"/>
+              <w:jc w:val="center"/>
             </w:pPr>
             <w:r>
               <w:rPr>
@@ -7345,7 +7991,7 @@
           <w:p>
             <w:pPr>
               <w:pStyle w:val="Compact"/>
-              <w:jc w:val="left"/>
+              <w:jc w:val="center"/>
             </w:pPr>
             <w:r>
               <w:rPr>
@@ -7360,7 +8006,7 @@
           <w:p>
             <w:pPr>
               <w:pStyle w:val="Compact"/>
-              <w:jc w:val="left"/>
+              <w:jc w:val="center"/>
             </w:pPr>
             <w:r>
               <w:rPr>
@@ -7375,7 +8021,7 @@
           <w:p>
             <w:pPr>
               <w:pStyle w:val="Compact"/>
-              <w:jc w:val="left"/>
+              <w:jc w:val="center"/>
             </w:pPr>
             <w:r>
               <w:rPr>
@@ -7392,7 +8038,7 @@
           <w:p>
             <w:pPr>
               <w:pStyle w:val="Compact"/>
-              <w:jc w:val="left"/>
+              <w:jc w:val="center"/>
             </w:pPr>
             <w:r>
               <w:rPr>
@@ -7407,7 +8053,7 @@
           <w:p>
             <w:pPr>
               <w:pStyle w:val="Compact"/>
-              <w:jc w:val="left"/>
+              <w:jc w:val="center"/>
             </w:pPr>
             <w:r>
               <w:rPr>
@@ -7422,7 +8068,7 @@
           <w:p>
             <w:pPr>
               <w:pStyle w:val="Compact"/>
-              <w:jc w:val="left"/>
+              <w:jc w:val="center"/>
             </w:pPr>
             <w:r>
               <w:rPr>
@@ -7437,7 +8083,7 @@
           <w:p>
             <w:pPr>
               <w:pStyle w:val="Compact"/>
-              <w:jc w:val="left"/>
+              <w:jc w:val="center"/>
             </w:pPr>
             <w:r>
               <w:rPr>
@@ -7452,7 +8098,7 @@
           <w:p>
             <w:pPr>
               <w:pStyle w:val="Compact"/>
-              <w:jc w:val="left"/>
+              <w:jc w:val="center"/>
             </w:pPr>
             <w:r>
               <w:rPr>
@@ -7469,7 +8115,7 @@
           <w:p>
             <w:pPr>
               <w:pStyle w:val="Compact"/>
-              <w:jc w:val="left"/>
+              <w:jc w:val="center"/>
             </w:pPr>
             <w:r>
               <w:rPr>
@@ -7484,7 +8130,7 @@
           <w:p>
             <w:pPr>
               <w:pStyle w:val="Compact"/>
-              <w:jc w:val="left"/>
+              <w:jc w:val="center"/>
             </w:pPr>
             <w:r>
               <w:rPr>
@@ -7505,7 +8151,7 @@
           <w:p>
             <w:pPr>
               <w:pStyle w:val="Compact"/>
-              <w:jc w:val="left"/>
+              <w:jc w:val="center"/>
             </w:pPr>
             <w:r>
               <w:rPr>
@@ -7520,7 +8166,7 @@
           <w:p>
             <w:pPr>
               <w:pStyle w:val="Compact"/>
-              <w:jc w:val="left"/>
+              <w:jc w:val="center"/>
             </w:pPr>
             <w:r>
               <w:rPr>
@@ -7535,7 +8181,7 @@
           <w:p>
             <w:pPr>
               <w:pStyle w:val="Compact"/>
-              <w:jc w:val="left"/>
+              <w:jc w:val="center"/>
             </w:pPr>
             <w:r>
               <w:rPr>
@@ -7552,7 +8198,7 @@
           <w:p>
             <w:pPr>
               <w:pStyle w:val="Compact"/>
-              <w:jc w:val="left"/>
+              <w:jc w:val="center"/>
             </w:pPr>
             <w:r>
               <w:rPr>
@@ -7567,7 +8213,7 @@
           <w:p>
             <w:pPr>
               <w:pStyle w:val="Compact"/>
-              <w:jc w:val="left"/>
+              <w:jc w:val="center"/>
             </w:pPr>
             <w:r>
               <w:rPr>
@@ -7582,7 +8228,7 @@
           <w:p>
             <w:pPr>
               <w:pStyle w:val="Compact"/>
-              <w:jc w:val="left"/>
+              <w:jc w:val="center"/>
             </w:pPr>
             <w:r>
               <w:rPr>
@@ -7597,7 +8243,7 @@
           <w:p>
             <w:pPr>
               <w:pStyle w:val="Compact"/>
-              <w:jc w:val="left"/>
+              <w:jc w:val="center"/>
             </w:pPr>
             <w:r>
               <w:rPr>
@@ -7612,7 +8258,7 @@
           <w:p>
             <w:pPr>
               <w:pStyle w:val="Compact"/>
-              <w:jc w:val="left"/>
+              <w:jc w:val="center"/>
             </w:pPr>
             <w:r>
               <w:rPr>
@@ -7629,7 +8275,7 @@
           <w:p>
             <w:pPr>
               <w:pStyle w:val="Compact"/>
-              <w:jc w:val="left"/>
+              <w:jc w:val="center"/>
             </w:pPr>
             <w:r>
               <w:rPr>
@@ -7650,7 +8296,7 @@
           <w:p>
             <w:pPr>
               <w:pStyle w:val="Compact"/>
-              <w:jc w:val="left"/>
+              <w:jc w:val="center"/>
             </w:pPr>
             <w:r>
               <w:rPr>
@@ -7665,7 +8311,7 @@
           <w:p>
             <w:pPr>
               <w:pStyle w:val="Compact"/>
-              <w:jc w:val="left"/>
+              <w:jc w:val="center"/>
             </w:pPr>
             <w:r>
               <w:rPr>
@@ -7680,7 +8326,7 @@
           <w:p>
             <w:pPr>
               <w:pStyle w:val="Compact"/>
-              <w:jc w:val="left"/>
+              <w:jc w:val="center"/>
             </w:pPr>
             <w:r>
               <w:rPr>
@@ -7695,7 +8341,7 @@
           <w:p>
             <w:pPr>
               <w:pStyle w:val="Compact"/>
-              <w:jc w:val="left"/>
+              <w:jc w:val="center"/>
             </w:pPr>
             <w:r>
               <w:rPr>
@@ -7707,8 +8353,8 @@
         </w:tc>
       </w:tr>
     </w:tbl>
-    <w:bookmarkEnd w:id="46"/>
-    <w:bookmarkStart w:id="47" w:name="颜色速查表"/>
+    <w:bookmarkEnd w:id="55"/>
+    <w:bookmarkStart w:id="56" w:name="颜色速查表"/>
     <w:p>
       <w:pPr>
         <w:pStyle w:val="Heading3"/>
@@ -7758,7 +8404,7 @@
           <w:p>
             <w:pPr>
               <w:pStyle w:val="Compact"/>
-              <w:jc w:val="left"/>
+              <w:jc w:val="center"/>
             </w:pPr>
             <w:r>
               <w:rPr>
@@ -7791,7 +8437,7 @@
           <w:p>
             <w:pPr>
               <w:pStyle w:val="Compact"/>
-              <w:jc w:val="left"/>
+              <w:jc w:val="center"/>
             </w:pPr>
             <w:r>
               <w:rPr>
@@ -7823,7 +8469,7 @@
           <w:p>
             <w:pPr>
               <w:pStyle w:val="Compact"/>
-              <w:jc w:val="left"/>
+              <w:jc w:val="center"/>
             </w:pPr>
             <w:r>
               <w:rPr>
@@ -7855,7 +8501,7 @@
           <w:p>
             <w:pPr>
               <w:pStyle w:val="Compact"/>
-              <w:jc w:val="left"/>
+              <w:jc w:val="center"/>
             </w:pPr>
             <w:r>
               <w:rPr>
@@ -7887,7 +8533,7 @@
           <w:p>
             <w:pPr>
               <w:pStyle w:val="Compact"/>
-              <w:jc w:val="left"/>
+              <w:jc w:val="center"/>
             </w:pPr>
             <w:r>
               <w:rPr>
@@ -7919,7 +8565,7 @@
           <w:p>
             <w:pPr>
               <w:pStyle w:val="Compact"/>
-              <w:jc w:val="left"/>
+              <w:jc w:val="center"/>
             </w:pPr>
             <w:r>
               <w:rPr>
@@ -7951,7 +8597,7 @@
           <w:p>
             <w:pPr>
               <w:pStyle w:val="Compact"/>
-              <w:jc w:val="left"/>
+              <w:jc w:val="center"/>
             </w:pPr>
             <w:r>
               <w:rPr>
@@ -7983,7 +8629,7 @@
           <w:p>
             <w:pPr>
               <w:pStyle w:val="Compact"/>
-              <w:jc w:val="left"/>
+              <w:jc w:val="center"/>
             </w:pPr>
             <w:r>
               <w:rPr>
@@ -8002,9 +8648,9 @@
         </w:pict>
       </w:r>
     </w:p>
-    <w:bookmarkEnd w:id="47"/>
-    <w:bookmarkEnd w:id="48"/>
-    <w:bookmarkStart w:id="55" w:name="六典型例题"/>
+    <w:bookmarkEnd w:id="56"/>
+    <w:bookmarkEnd w:id="57"/>
+    <w:bookmarkStart w:id="64" w:name="六典型例题"/>
     <w:p>
       <w:pPr>
         <w:pStyle w:val="Heading2"/>
@@ -8016,7 +8662,7 @@
         <w:t xml:space="preserve">六、典型例题</w:t>
       </w:r>
     </w:p>
-    <w:bookmarkStart w:id="49" w:name="例1-钒的颜色序列"/>
+    <w:bookmarkStart w:id="58" w:name="例1-钒的颜色序列"/>
     <w:p>
       <w:pPr>
         <w:pStyle w:val="Heading3"/>
@@ -8173,7 +8819,7 @@
           <w:p>
             <w:pPr>
               <w:pStyle w:val="Compact"/>
-              <w:jc w:val="left"/>
+              <w:jc w:val="center"/>
             </w:pPr>
             <w:r>
               <w:rPr>
@@ -8237,7 +8883,7 @@
           <w:p>
             <w:pPr>
               <w:pStyle w:val="Compact"/>
-              <w:jc w:val="left"/>
+              <w:jc w:val="center"/>
             </w:pPr>
             <w:r>
               <w:rPr>
@@ -8313,7 +8959,7 @@
           <w:p>
             <w:pPr>
               <w:pStyle w:val="Compact"/>
-              <w:jc w:val="left"/>
+              <w:jc w:val="center"/>
             </w:pPr>
             <w:r>
               <w:rPr>
@@ -8377,7 +9023,7 @@
           <w:p>
             <w:pPr>
               <w:pStyle w:val="Compact"/>
-              <w:jc w:val="left"/>
+              <w:jc w:val="center"/>
             </w:pPr>
             <w:r>
               <w:rPr>
@@ -8441,7 +9087,7 @@
           <w:p>
             <w:pPr>
               <w:pStyle w:val="Compact"/>
-              <w:jc w:val="left"/>
+              <w:jc w:val="center"/>
             </w:pPr>
             <w:r>
               <w:rPr>
@@ -8505,7 +9151,7 @@
           <w:p>
             <w:pPr>
               <w:pStyle w:val="Compact"/>
-              <w:jc w:val="left"/>
+              <w:jc w:val="center"/>
             </w:pPr>
             <w:r>
               <w:rPr>
@@ -8579,8 +9225,8 @@
         <w:t xml:space="preserve">：钒的多价态颜色序列是竞赛推断题的重要”指纹”，记住”黄→蓝→绿→紫”的还原方向。</w:t>
       </w:r>
     </w:p>
-    <w:bookmarkEnd w:id="49"/>
-    <w:bookmarkStart w:id="50" w:name="例2-croh₃-的两性"/>
+    <w:bookmarkEnd w:id="58"/>
+    <w:bookmarkStart w:id="59" w:name="例2-croh₃-的两性"/>
     <w:p>
       <w:pPr>
         <w:pStyle w:val="Heading3"/>
@@ -8662,7 +9308,7 @@
         <w:pStyle w:val="Compact"/>
         <w:numPr>
           <w:ilvl w:val="0"/>
-          <w:numId w:val="1032"/>
+          <w:numId w:val="1033"/>
         </w:numPr>
       </w:pPr>
       <w:r>
@@ -8686,7 +9332,7 @@
         <w:pStyle w:val="Compact"/>
         <w:numPr>
           <w:ilvl w:val="0"/>
-          <w:numId w:val="1032"/>
+          <w:numId w:val="1033"/>
         </w:numPr>
       </w:pPr>
       <w:r>
@@ -8713,7 +9359,7 @@
         <w:pStyle w:val="Compact"/>
         <w:numPr>
           <w:ilvl w:val="0"/>
-          <w:numId w:val="1032"/>
+          <w:numId w:val="1033"/>
         </w:numPr>
       </w:pPr>
       <w:r>
@@ -8814,8 +9460,8 @@
         <w:t xml:space="preserve">黄</w:t>
       </w:r>
     </w:p>
-    <w:bookmarkEnd w:id="50"/>
-    <w:bookmarkStart w:id="51" w:name="例3-kmno₄-与-na₂so₃-在不同-ph-下的反应"/>
+    <w:bookmarkEnd w:id="59"/>
+    <w:bookmarkStart w:id="60" w:name="例3-kmno₄-与-na₂so₃-在不同-ph-下的反应"/>
     <w:p>
       <w:pPr>
         <w:pStyle w:val="Heading3"/>
@@ -8928,7 +9574,7 @@
           <w:p>
             <w:pPr>
               <w:pStyle w:val="Compact"/>
-              <w:jc w:val="left"/>
+              <w:jc w:val="center"/>
             </w:pPr>
             <w:r>
               <w:rPr>
@@ -8979,7 +9625,7 @@
           <w:p>
             <w:pPr>
               <w:pStyle w:val="Compact"/>
-              <w:jc w:val="left"/>
+              <w:jc w:val="center"/>
             </w:pPr>
             <w:r>
               <w:rPr>
@@ -9028,7 +9674,7 @@
           <w:p>
             <w:pPr>
               <w:pStyle w:val="Compact"/>
-              <w:jc w:val="left"/>
+              <w:jc w:val="center"/>
             </w:pPr>
             <w:r>
               <w:rPr>
@@ -9077,7 +9723,7 @@
           <w:p>
             <w:pPr>
               <w:pStyle w:val="Compact"/>
-              <w:jc w:val="left"/>
+              <w:jc w:val="center"/>
             </w:pPr>
             <w:r>
               <w:rPr>
@@ -9161,8 +9807,8 @@
         <w:t xml:space="preserve">，不能死记一个反应。</w:t>
       </w:r>
     </w:p>
-    <w:bookmarkEnd w:id="51"/>
-    <w:bookmarkStart w:id="52" w:name="例4-cr₂o₇²-氧化-fe²-的配平"/>
+    <w:bookmarkEnd w:id="60"/>
+    <w:bookmarkStart w:id="61" w:name="例4-cr₂o₇²-氧化-fe²-的配平"/>
     <w:p>
       <w:pPr>
         <w:pStyle w:val="Heading3"/>
@@ -9238,7 +9884,7 @@
         <w:pStyle w:val="Compact"/>
         <w:numPr>
           <w:ilvl w:val="0"/>
-          <w:numId w:val="1033"/>
+          <w:numId w:val="1034"/>
         </w:numPr>
       </w:pPr>
       <w:r>
@@ -9292,7 +9938,7 @@
         <w:pStyle w:val="Compact"/>
         <w:numPr>
           <w:ilvl w:val="0"/>
-          <w:numId w:val="1033"/>
+          <w:numId w:val="1034"/>
         </w:numPr>
       </w:pPr>
       <w:r>
@@ -9328,7 +9974,7 @@
         <w:pStyle w:val="Compact"/>
         <w:numPr>
           <w:ilvl w:val="0"/>
-          <w:numId w:val="1033"/>
+          <w:numId w:val="1034"/>
         </w:numPr>
       </w:pPr>
       <w:r>
@@ -9355,7 +10001,7 @@
         <w:pStyle w:val="Compact"/>
         <w:numPr>
           <w:ilvl w:val="0"/>
-          <w:numId w:val="1033"/>
+          <w:numId w:val="1034"/>
         </w:numPr>
       </w:pPr>
       <w:r>
@@ -9382,7 +10028,7 @@
         <w:pStyle w:val="Compact"/>
         <w:numPr>
           <w:ilvl w:val="0"/>
-          <w:numId w:val="1033"/>
+          <w:numId w:val="1034"/>
         </w:numPr>
       </w:pPr>
       <w:r>
@@ -9417,8 +10063,8 @@
         <w:t xml:space="preserve">Cr₂O₇²⁻ + 6Fe²⁺ + 14H⁺ → 2Cr³⁺ + 6Fe³⁺ + 7H₂O</w:t>
       </w:r>
     </w:p>
-    <w:bookmarkEnd w:id="52"/>
-    <w:bookmarkStart w:id="53" w:name="例5-mno₂-的催化与氧化"/>
+    <w:bookmarkEnd w:id="61"/>
+    <w:bookmarkStart w:id="62" w:name="例5-mno₂-的催化与氧化"/>
     <w:p>
       <w:pPr>
         <w:pStyle w:val="Heading3"/>
@@ -9608,8 +10254,8 @@
         <w:t xml:space="preserve">分解。</w:t>
       </w:r>
     </w:p>
-    <w:bookmarkEnd w:id="53"/>
-    <w:bookmarkStart w:id="54" w:name="例6-limn₂o₄-中的-mn-价态判断"/>
+    <w:bookmarkEnd w:id="62"/>
+    <w:bookmarkStart w:id="63" w:name="例6-limn₂o₄-中的-mn-价态判断"/>
     <w:p>
       <w:pPr>
         <w:pStyle w:val="Heading3"/>
@@ -9823,9 +10469,9 @@
         </w:pict>
       </w:r>
     </w:p>
-    <w:bookmarkEnd w:id="54"/>
-    <w:bookmarkEnd w:id="55"/>
-    <w:bookmarkStart w:id="56" w:name="七常见误区"/>
+    <w:bookmarkEnd w:id="63"/>
+    <w:bookmarkEnd w:id="64"/>
+    <w:bookmarkStart w:id="65" w:name="七常见误区"/>
     <w:p>
       <w:pPr>
         <w:pStyle w:val="Heading2"/>
@@ -9874,7 +10520,7 @@
           <w:p>
             <w:pPr>
               <w:pStyle w:val="Compact"/>
-              <w:jc w:val="left"/>
+              <w:jc w:val="center"/>
             </w:pPr>
             <w:r>
               <w:rPr>
@@ -9890,7 +10536,7 @@
           <w:p>
             <w:pPr>
               <w:pStyle w:val="Compact"/>
-              <w:jc w:val="left"/>
+              <w:jc w:val="center"/>
             </w:pPr>
             <w:r>
               <w:rPr>
@@ -9923,7 +10569,7 @@
           <w:p>
             <w:pPr>
               <w:pStyle w:val="Compact"/>
-              <w:jc w:val="left"/>
+              <w:jc w:val="center"/>
             </w:pPr>
             <w:r>
               <w:rPr>
@@ -9950,7 +10596,7 @@
           <w:p>
             <w:pPr>
               <w:pStyle w:val="Compact"/>
-              <w:jc w:val="left"/>
+              <w:jc w:val="center"/>
             </w:pPr>
             <w:r>
               <w:rPr>
@@ -10000,7 +10646,7 @@
           <w:p>
             <w:pPr>
               <w:pStyle w:val="Compact"/>
-              <w:jc w:val="left"/>
+              <w:jc w:val="center"/>
             </w:pPr>
             <w:r>
               <w:rPr>
@@ -10027,7 +10673,7 @@
           <w:p>
             <w:pPr>
               <w:pStyle w:val="Compact"/>
-              <w:jc w:val="left"/>
+              <w:jc w:val="center"/>
             </w:pPr>
             <w:r>
               <w:rPr>
@@ -10059,7 +10705,7 @@
           <w:p>
             <w:pPr>
               <w:pStyle w:val="Compact"/>
-              <w:jc w:val="left"/>
+              <w:jc w:val="center"/>
             </w:pPr>
             <w:r>
               <w:rPr>
@@ -10092,7 +10738,7 @@
           <w:p>
             <w:pPr>
               <w:pStyle w:val="Compact"/>
-              <w:jc w:val="left"/>
+              <w:jc w:val="center"/>
             </w:pPr>
             <w:r>
               <w:rPr>
@@ -10148,7 +10794,7 @@
           <w:p>
             <w:pPr>
               <w:pStyle w:val="Compact"/>
-              <w:jc w:val="left"/>
+              <w:jc w:val="center"/>
             </w:pPr>
             <w:r>
               <w:rPr>
@@ -10175,7 +10821,7 @@
           <w:p>
             <w:pPr>
               <w:pStyle w:val="Compact"/>
-              <w:jc w:val="left"/>
+              <w:jc w:val="center"/>
             </w:pPr>
             <w:r>
               <w:rPr>
@@ -10237,7 +10883,7 @@
           <w:p>
             <w:pPr>
               <w:pStyle w:val="Compact"/>
-              <w:jc w:val="left"/>
+              <w:jc w:val="center"/>
             </w:pPr>
             <w:r>
               <w:rPr>
@@ -10264,7 +10910,7 @@
           <w:p>
             <w:pPr>
               <w:pStyle w:val="Compact"/>
-              <w:jc w:val="left"/>
+              <w:jc w:val="center"/>
             </w:pPr>
             <w:r>
               <w:rPr>
@@ -10308,7 +10954,7 @@
           <w:p>
             <w:pPr>
               <w:pStyle w:val="Compact"/>
-              <w:jc w:val="left"/>
+              <w:jc w:val="center"/>
             </w:pPr>
             <w:r>
               <w:rPr>
@@ -10341,7 +10987,7 @@
           <w:p>
             <w:pPr>
               <w:pStyle w:val="Compact"/>
-              <w:jc w:val="left"/>
+              <w:jc w:val="center"/>
             </w:pPr>
             <w:r>
               <w:rPr>
@@ -10397,7 +11043,7 @@
           <w:p>
             <w:pPr>
               <w:pStyle w:val="Compact"/>
-              <w:jc w:val="left"/>
+              <w:jc w:val="center"/>
             </w:pPr>
             <w:r>
               <w:rPr>
@@ -10430,7 +11076,7 @@
           <w:p>
             <w:pPr>
               <w:pStyle w:val="Compact"/>
-              <w:jc w:val="left"/>
+              <w:jc w:val="center"/>
             </w:pPr>
             <w:r>
               <w:rPr>
@@ -10468,7 +11114,7 @@
           <w:p>
             <w:pPr>
               <w:pStyle w:val="Compact"/>
-              <w:jc w:val="left"/>
+              <w:jc w:val="center"/>
             </w:pPr>
             <w:r>
               <w:rPr>
@@ -10495,7 +11141,7 @@
           <w:p>
             <w:pPr>
               <w:pStyle w:val="Compact"/>
-              <w:jc w:val="left"/>
+              <w:jc w:val="center"/>
             </w:pPr>
             <w:r>
               <w:rPr>
@@ -10533,7 +11179,7 @@
           <w:p>
             <w:pPr>
               <w:pStyle w:val="Compact"/>
-              <w:jc w:val="left"/>
+              <w:jc w:val="center"/>
             </w:pPr>
             <w:r>
               <w:rPr>
@@ -10554,7 +11200,7 @@
           <w:p>
             <w:pPr>
               <w:pStyle w:val="Compact"/>
-              <w:jc w:val="left"/>
+              <w:jc w:val="center"/>
             </w:pPr>
             <w:r>
               <w:rPr>
@@ -10604,7 +11250,7 @@
           <w:p>
             <w:pPr>
               <w:pStyle w:val="Compact"/>
-              <w:jc w:val="left"/>
+              <w:jc w:val="center"/>
             </w:pPr>
             <w:r>
               <w:rPr>
@@ -10631,7 +11277,7 @@
           <w:p>
             <w:pPr>
               <w:pStyle w:val="Compact"/>
-              <w:jc w:val="left"/>
+              <w:jc w:val="center"/>
             </w:pPr>
             <w:r>
               <w:rPr>
@@ -10674,8 +11320,8 @@
         </w:pict>
       </w:r>
     </w:p>
-    <w:bookmarkEnd w:id="56"/>
-    <w:bookmarkStart w:id="60" w:name="八课后自检"/>
+    <w:bookmarkEnd w:id="65"/>
+    <w:bookmarkStart w:id="69" w:name="八课后自检"/>
     <w:p>
       <w:pPr>
         <w:pStyle w:val="Heading2"/>
@@ -10687,7 +11333,7 @@
         <w:t xml:space="preserve">八、课后自检</w:t>
       </w:r>
     </w:p>
-    <w:bookmarkStart w:id="57" w:name="必做题"/>
+    <w:bookmarkStart w:id="66" w:name="必做题"/>
     <w:p>
       <w:pPr>
         <w:pStyle w:val="Heading3"/>
@@ -10697,250 +11343,6 @@
           <w:rFonts w:hint="eastAsia" w:eastAsia="SimHei" w:ascii="Times New Roman" w:hAnsi="Times New Roman"/>
         </w:rPr>
         <w:t xml:space="preserve">必做题</w:t>
-      </w:r>
-    </w:p>
-    <w:p>
-      <w:pPr>
-        <w:pStyle w:val="Compact"/>
-        <w:numPr>
-          <w:ilvl w:val="0"/>
-          <w:numId w:val="1034"/>
-        </w:numPr>
-      </w:pPr>
-      <w:r>
-        <w:rPr>
-          <w:rFonts w:hint="eastAsia" w:eastAsia="SimSun" w:ascii="Times New Roman" w:hAnsi="Times New Roman"/>
-        </w:rPr>
-        <w:t xml:space="preserve">写出</w:t>
-      </w:r>
-      <w:r>
-        <w:t xml:space="preserve"> TiCl₄ </w:t>
-      </w:r>
-      <w:r>
-        <w:rPr>
-          <w:rFonts w:hint="eastAsia" w:eastAsia="SimSun" w:ascii="Times New Roman" w:hAnsi="Times New Roman"/>
-        </w:rPr>
-        <w:t xml:space="preserve">水解的反应方程式，并说明为什么</w:t>
-      </w:r>
-      <w:r>
-        <w:t xml:space="preserve"> TiCl₄ </w:t>
-      </w:r>
-      <w:r>
-        <w:rPr>
-          <w:rFonts w:hint="eastAsia" w:eastAsia="SimSun" w:ascii="Times New Roman" w:hAnsi="Times New Roman"/>
-        </w:rPr>
-        <w:t xml:space="preserve">遇水会产生白色烟雾。</w:t>
-      </w:r>
-    </w:p>
-    <w:p>
-      <w:pPr>
-        <w:pStyle w:val="Compact"/>
-        <w:numPr>
-          <w:ilvl w:val="0"/>
-          <w:numId w:val="1034"/>
-        </w:numPr>
-      </w:pPr>
-      <w:r>
-        <w:rPr>
-          <w:rFonts w:hint="eastAsia" w:eastAsia="SimSun" w:ascii="Times New Roman" w:hAnsi="Times New Roman"/>
-        </w:rPr>
-        <w:t xml:space="preserve">默写钒的多价态颜色序列（从</w:t>
-      </w:r>
-      <w:r>
-        <w:t xml:space="preserve"> V²⁺ </w:t>
-      </w:r>
-      <w:r>
-        <w:rPr>
-          <w:rFonts w:hint="eastAsia" w:eastAsia="SimSun" w:ascii="Times New Roman" w:hAnsi="Times New Roman"/>
-        </w:rPr>
-        <w:t xml:space="preserve">到</w:t>
-      </w:r>
-      <w:r>
-        <w:t xml:space="preserve"> </w:t>
-      </w:r>
-      <w:r>
-        <w:rPr>
-          <w:rFonts w:hint="eastAsia" w:eastAsia="SimSun" w:ascii="Times New Roman" w:hAnsi="Times New Roman"/>
-        </w:rPr>
-        <w:t xml:space="preserve">VO₂⁺），指出对应的氧化态。</w:t>
-      </w:r>
-    </w:p>
-    <w:p>
-      <w:pPr>
-        <w:pStyle w:val="Compact"/>
-        <w:numPr>
-          <w:ilvl w:val="0"/>
-          <w:numId w:val="1034"/>
-        </w:numPr>
-      </w:pPr>
-      <w:r>
-        <w:rPr>
-          <w:rFonts w:hint="eastAsia" w:eastAsia="SimSun" w:ascii="Times New Roman" w:hAnsi="Times New Roman"/>
-        </w:rPr>
-        <w:t xml:space="preserve">写出</w:t>
-      </w:r>
-      <w:r>
-        <w:t xml:space="preserve"> Cr₂O₇²⁻/CrO₄²⁻ </w:t>
-      </w:r>
-      <w:r>
-        <w:rPr>
-          <w:rFonts w:hint="eastAsia" w:eastAsia="SimSun" w:ascii="Times New Roman" w:hAnsi="Times New Roman"/>
-        </w:rPr>
-        <w:t xml:space="preserve">的酸碱互变平衡方程式，说明颜色变化。</w:t>
-      </w:r>
-    </w:p>
-    <w:p>
-      <w:pPr>
-        <w:pStyle w:val="Compact"/>
-        <w:numPr>
-          <w:ilvl w:val="0"/>
-          <w:numId w:val="1034"/>
-        </w:numPr>
-      </w:pPr>
-      <w:r>
-        <w:rPr>
-          <w:rFonts w:hint="eastAsia" w:eastAsia="SimSun" w:ascii="Times New Roman" w:hAnsi="Times New Roman"/>
-        </w:rPr>
-        <w:t xml:space="preserve">写出</w:t>
-      </w:r>
-      <w:r>
-        <w:t xml:space="preserve"> KMnO₄ </w:t>
-      </w:r>
-      <w:r>
-        <w:rPr>
-          <w:rFonts w:hint="eastAsia" w:eastAsia="SimSun" w:ascii="Times New Roman" w:hAnsi="Times New Roman"/>
-        </w:rPr>
-        <w:t xml:space="preserve">在酸性、中性、碱性条件下与</w:t>
-      </w:r>
-      <w:r>
-        <w:t xml:space="preserve"> Na₂SO₃ </w:t>
-      </w:r>
-      <w:r>
-        <w:rPr>
-          <w:rFonts w:hint="eastAsia" w:eastAsia="SimSun" w:ascii="Times New Roman" w:hAnsi="Times New Roman"/>
-        </w:rPr>
-        <w:t xml:space="preserve">反应的离子方程式。</w:t>
-      </w:r>
-    </w:p>
-    <w:p>
-      <w:pPr>
-        <w:pStyle w:val="Compact"/>
-        <w:numPr>
-          <w:ilvl w:val="0"/>
-          <w:numId w:val="1034"/>
-        </w:numPr>
-      </w:pPr>
-      <w:r>
-        <w:rPr>
-          <w:rFonts w:hint="eastAsia" w:eastAsia="SimSun" w:ascii="Times New Roman" w:hAnsi="Times New Roman"/>
-        </w:rPr>
-        <w:t xml:space="preserve">写出</w:t>
-      </w:r>
-      <w:r>
-        <w:t xml:space="preserve"> Cr₂O₇²⁻ </w:t>
-      </w:r>
-      <w:r>
-        <w:rPr>
-          <w:rFonts w:hint="eastAsia" w:eastAsia="SimSun" w:ascii="Times New Roman" w:hAnsi="Times New Roman"/>
-        </w:rPr>
-        <w:t xml:space="preserve">氧化</w:t>
-      </w:r>
-      <w:r>
-        <w:t xml:space="preserve"> Fe²⁺ </w:t>
-      </w:r>
-      <w:r>
-        <w:rPr>
-          <w:rFonts w:hint="eastAsia" w:eastAsia="SimSun" w:ascii="Times New Roman" w:hAnsi="Times New Roman"/>
-        </w:rPr>
-        <w:t xml:space="preserve">的离子方程式，配平并标出电子转移。</w:t>
-      </w:r>
-    </w:p>
-    <w:p>
-      <w:pPr>
-        <w:pStyle w:val="Compact"/>
-        <w:numPr>
-          <w:ilvl w:val="0"/>
-          <w:numId w:val="1034"/>
-        </w:numPr>
-      </w:pPr>
-      <w:r>
-        <w:rPr>
-          <w:rFonts w:hint="eastAsia" w:eastAsia="SimSun" w:ascii="Times New Roman" w:hAnsi="Times New Roman"/>
-        </w:rPr>
-        <w:t xml:space="preserve">写出</w:t>
-      </w:r>
-      <w:r>
-        <w:t xml:space="preserve"> Mn²⁺ </w:t>
-      </w:r>
-      <w:r>
-        <w:rPr>
-          <w:rFonts w:hint="eastAsia" w:eastAsia="SimSun" w:ascii="Times New Roman" w:hAnsi="Times New Roman"/>
-        </w:rPr>
-        <w:t xml:space="preserve">的两种鉴定方法（NaBiO₃</w:t>
-      </w:r>
-      <w:r>
-        <w:t xml:space="preserve"> </w:t>
-      </w:r>
-      <w:r>
-        <w:rPr>
-          <w:rFonts w:hint="eastAsia" w:eastAsia="SimSun" w:ascii="Times New Roman" w:hAnsi="Times New Roman"/>
-        </w:rPr>
-        <w:t xml:space="preserve">法和</w:t>
-      </w:r>
-      <w:r>
-        <w:t xml:space="preserve"> (NH₄)₂S₂O₈ </w:t>
-      </w:r>
-      <w:r>
-        <w:rPr>
-          <w:rFonts w:hint="eastAsia" w:eastAsia="SimSun" w:ascii="Times New Roman" w:hAnsi="Times New Roman"/>
-        </w:rPr>
-        <w:t xml:space="preserve">法）的离子方程式。</w:t>
-      </w:r>
-    </w:p>
-    <w:p>
-      <w:pPr>
-        <w:pStyle w:val="Compact"/>
-        <w:numPr>
-          <w:ilvl w:val="0"/>
-          <w:numId w:val="1034"/>
-        </w:numPr>
-      </w:pPr>
-      <w:r>
-        <w:rPr>
-          <w:rFonts w:hint="eastAsia" w:eastAsia="SimSun" w:ascii="Times New Roman" w:hAnsi="Times New Roman"/>
-        </w:rPr>
-        <w:t xml:space="preserve">为什么</w:t>
-      </w:r>
-      <w:r>
-        <w:t xml:space="preserve"> Cr(VI) </w:t>
-      </w:r>
-      <w:r>
-        <w:rPr>
-          <w:rFonts w:hint="eastAsia" w:eastAsia="SimSun" w:ascii="Times New Roman" w:hAnsi="Times New Roman"/>
-        </w:rPr>
-        <w:t xml:space="preserve">废液需要用</w:t>
-      </w:r>
-      <w:r>
-        <w:t xml:space="preserve"> FeSO₄ </w:t>
-      </w:r>
-      <w:r>
-        <w:rPr>
-          <w:rFonts w:hint="eastAsia" w:eastAsia="SimSun" w:ascii="Times New Roman" w:hAnsi="Times New Roman"/>
-        </w:rPr>
-        <w:t xml:space="preserve">处理？写出相关反应。</w:t>
-      </w:r>
-    </w:p>
-    <w:bookmarkEnd w:id="57"/>
-    <w:bookmarkStart w:id="58" w:name="选做题"/>
-    <w:p>
-      <w:pPr>
-        <w:pStyle w:val="Heading3"/>
-      </w:pPr>
-      <w:r>
-        <w:rPr>
-          <w:rFonts w:hint="eastAsia" w:eastAsia="SimHei" w:ascii="Times New Roman" w:hAnsi="Times New Roman"/>
-        </w:rPr>
-        <w:t xml:space="preserve">选做题</w:t>
       </w:r>
     </w:p>
     <w:p>
@@ -10955,34 +11357,25 @@
         <w:rPr>
           <w:rFonts w:hint="eastAsia" w:eastAsia="SimSun" w:ascii="Times New Roman" w:hAnsi="Times New Roman"/>
         </w:rPr>
-        <w:t xml:space="preserve">比较</w:t>
-      </w:r>
-      <w:r>
-        <w:t xml:space="preserve"> Cr(OH)₃ </w:t>
-      </w:r>
-      <w:r>
-        <w:rPr>
-          <w:rFonts w:hint="eastAsia" w:eastAsia="SimSun" w:ascii="Times New Roman" w:hAnsi="Times New Roman"/>
-        </w:rPr>
-        <w:t xml:space="preserve">与</w:t>
-      </w:r>
-      <w:r>
-        <w:t xml:space="preserve"> Al(OH)₃ </w:t>
-      </w:r>
-      <w:r>
-        <w:rPr>
-          <w:rFonts w:hint="eastAsia" w:eastAsia="SimSun" w:ascii="Times New Roman" w:hAnsi="Times New Roman"/>
-        </w:rPr>
-        <w:t xml:space="preserve">的两性异同，说明</w:t>
-      </w:r>
-      <w:r>
-        <w:t xml:space="preserve"> Cr(III) </w:t>
-      </w:r>
-      <w:r>
-        <w:rPr>
-          <w:rFonts w:hint="eastAsia" w:eastAsia="SimSun" w:ascii="Times New Roman" w:hAnsi="Times New Roman"/>
-        </w:rPr>
-        <w:t xml:space="preserve">动力学惰性的表现。</w:t>
+        <w:t xml:space="preserve">写出</w:t>
+      </w:r>
+      <w:r>
+        <w:t xml:space="preserve"> TiCl₄ </w:t>
+      </w:r>
+      <w:r>
+        <w:rPr>
+          <w:rFonts w:hint="eastAsia" w:eastAsia="SimSun" w:ascii="Times New Roman" w:hAnsi="Times New Roman"/>
+        </w:rPr>
+        <w:t xml:space="preserve">水解的反应方程式，并说明为什么</w:t>
+      </w:r>
+      <w:r>
+        <w:t xml:space="preserve"> TiCl₄ </w:t>
+      </w:r>
+      <w:r>
+        <w:rPr>
+          <w:rFonts w:hint="eastAsia" w:eastAsia="SimSun" w:ascii="Times New Roman" w:hAnsi="Times New Roman"/>
+        </w:rPr>
+        <w:t xml:space="preserve">遇水会产生白色烟雾。</w:t>
       </w:r>
     </w:p>
     <w:p>
@@ -10997,16 +11390,16 @@
         <w:rPr>
           <w:rFonts w:hint="eastAsia" w:eastAsia="SimSun" w:ascii="Times New Roman" w:hAnsi="Times New Roman"/>
         </w:rPr>
-        <w:t xml:space="preserve">已知</w:t>
-      </w:r>
-      <w:r>
-        <w:t xml:space="preserve"> Ti³⁺ </w:t>
-      </w:r>
-      <w:r>
-        <w:rPr>
-          <w:rFonts w:hint="eastAsia" w:eastAsia="SimSun" w:ascii="Times New Roman" w:hAnsi="Times New Roman"/>
-        </w:rPr>
-        <w:t xml:space="preserve">在空气中易被氧化为</w:t>
+        <w:t xml:space="preserve">默写钒的多价态颜色序列（从</w:t>
+      </w:r>
+      <w:r>
+        <w:t xml:space="preserve"> V²⁺ </w:t>
+      </w:r>
+      <w:r>
+        <w:rPr>
+          <w:rFonts w:hint="eastAsia" w:eastAsia="SimSun" w:ascii="Times New Roman" w:hAnsi="Times New Roman"/>
+        </w:rPr>
+        <w:t xml:space="preserve">到</w:t>
       </w:r>
       <w:r>
         <w:t xml:space="preserve"> </w:t>
@@ -11015,7 +11408,7 @@
         <w:rPr>
           <w:rFonts w:hint="eastAsia" w:eastAsia="SimSun" w:ascii="Times New Roman" w:hAnsi="Times New Roman"/>
         </w:rPr>
-        <w:t xml:space="preserve">Ti⁴⁺，写出氧化反应方程式，并预测颜色变化。</w:t>
+        <w:t xml:space="preserve">VO₂⁺），指出对应的氧化态。</w:t>
       </w:r>
     </w:p>
     <w:p>
@@ -11030,20 +11423,161 @@
         <w:rPr>
           <w:rFonts w:hint="eastAsia" w:eastAsia="SimSun" w:ascii="Times New Roman" w:hAnsi="Times New Roman"/>
         </w:rPr>
-        <w:t xml:space="preserve">解释为什么</w:t>
-      </w:r>
-      <w:r>
-        <w:t xml:space="preserve"> Cr </w:t>
-      </w:r>
-      <w:r>
-        <w:rPr>
-          <w:rFonts w:hint="eastAsia" w:eastAsia="SimSun" w:ascii="Times New Roman" w:hAnsi="Times New Roman"/>
-        </w:rPr>
-        <w:t xml:space="preserve">在所有金属单质中硬度最大（从电子构型角度）。</w:t>
-      </w:r>
-    </w:p>
-    <w:bookmarkEnd w:id="58"/>
-    <w:bookmarkStart w:id="59" w:name="参考答案"/>
+        <w:t xml:space="preserve">写出</w:t>
+      </w:r>
+      <w:r>
+        <w:t xml:space="preserve"> Cr₂O₇²⁻/CrO₄²⁻ </w:t>
+      </w:r>
+      <w:r>
+        <w:rPr>
+          <w:rFonts w:hint="eastAsia" w:eastAsia="SimSun" w:ascii="Times New Roman" w:hAnsi="Times New Roman"/>
+        </w:rPr>
+        <w:t xml:space="preserve">的酸碱互变平衡方程式，说明颜色变化。</w:t>
+      </w:r>
+    </w:p>
+    <w:p>
+      <w:pPr>
+        <w:pStyle w:val="Compact"/>
+        <w:numPr>
+          <w:ilvl w:val="0"/>
+          <w:numId w:val="1035"/>
+        </w:numPr>
+      </w:pPr>
+      <w:r>
+        <w:rPr>
+          <w:rFonts w:hint="eastAsia" w:eastAsia="SimSun" w:ascii="Times New Roman" w:hAnsi="Times New Roman"/>
+        </w:rPr>
+        <w:t xml:space="preserve">写出</w:t>
+      </w:r>
+      <w:r>
+        <w:t xml:space="preserve"> KMnO₄ </w:t>
+      </w:r>
+      <w:r>
+        <w:rPr>
+          <w:rFonts w:hint="eastAsia" w:eastAsia="SimSun" w:ascii="Times New Roman" w:hAnsi="Times New Roman"/>
+        </w:rPr>
+        <w:t xml:space="preserve">在酸性、中性、碱性条件下与</w:t>
+      </w:r>
+      <w:r>
+        <w:t xml:space="preserve"> Na₂SO₃ </w:t>
+      </w:r>
+      <w:r>
+        <w:rPr>
+          <w:rFonts w:hint="eastAsia" w:eastAsia="SimSun" w:ascii="Times New Roman" w:hAnsi="Times New Roman"/>
+        </w:rPr>
+        <w:t xml:space="preserve">反应的离子方程式。</w:t>
+      </w:r>
+    </w:p>
+    <w:p>
+      <w:pPr>
+        <w:pStyle w:val="Compact"/>
+        <w:numPr>
+          <w:ilvl w:val="0"/>
+          <w:numId w:val="1035"/>
+        </w:numPr>
+      </w:pPr>
+      <w:r>
+        <w:rPr>
+          <w:rFonts w:hint="eastAsia" w:eastAsia="SimSun" w:ascii="Times New Roman" w:hAnsi="Times New Roman"/>
+        </w:rPr>
+        <w:t xml:space="preserve">写出</w:t>
+      </w:r>
+      <w:r>
+        <w:t xml:space="preserve"> Cr₂O₇²⁻ </w:t>
+      </w:r>
+      <w:r>
+        <w:rPr>
+          <w:rFonts w:hint="eastAsia" w:eastAsia="SimSun" w:ascii="Times New Roman" w:hAnsi="Times New Roman"/>
+        </w:rPr>
+        <w:t xml:space="preserve">氧化</w:t>
+      </w:r>
+      <w:r>
+        <w:t xml:space="preserve"> Fe²⁺ </w:t>
+      </w:r>
+      <w:r>
+        <w:rPr>
+          <w:rFonts w:hint="eastAsia" w:eastAsia="SimSun" w:ascii="Times New Roman" w:hAnsi="Times New Roman"/>
+        </w:rPr>
+        <w:t xml:space="preserve">的离子方程式，配平并标出电子转移。</w:t>
+      </w:r>
+    </w:p>
+    <w:p>
+      <w:pPr>
+        <w:pStyle w:val="Compact"/>
+        <w:numPr>
+          <w:ilvl w:val="0"/>
+          <w:numId w:val="1035"/>
+        </w:numPr>
+      </w:pPr>
+      <w:r>
+        <w:rPr>
+          <w:rFonts w:hint="eastAsia" w:eastAsia="SimSun" w:ascii="Times New Roman" w:hAnsi="Times New Roman"/>
+        </w:rPr>
+        <w:t xml:space="preserve">写出</w:t>
+      </w:r>
+      <w:r>
+        <w:t xml:space="preserve"> Mn²⁺ </w:t>
+      </w:r>
+      <w:r>
+        <w:rPr>
+          <w:rFonts w:hint="eastAsia" w:eastAsia="SimSun" w:ascii="Times New Roman" w:hAnsi="Times New Roman"/>
+        </w:rPr>
+        <w:t xml:space="preserve">的两种鉴定方法（NaBiO₃</w:t>
+      </w:r>
+      <w:r>
+        <w:t xml:space="preserve"> </w:t>
+      </w:r>
+      <w:r>
+        <w:rPr>
+          <w:rFonts w:hint="eastAsia" w:eastAsia="SimSun" w:ascii="Times New Roman" w:hAnsi="Times New Roman"/>
+        </w:rPr>
+        <w:t xml:space="preserve">法和</w:t>
+      </w:r>
+      <w:r>
+        <w:t xml:space="preserve"> (NH₄)₂S₂O₈ </w:t>
+      </w:r>
+      <w:r>
+        <w:rPr>
+          <w:rFonts w:hint="eastAsia" w:eastAsia="SimSun" w:ascii="Times New Roman" w:hAnsi="Times New Roman"/>
+        </w:rPr>
+        <w:t xml:space="preserve">法）的离子方程式。</w:t>
+      </w:r>
+    </w:p>
+    <w:p>
+      <w:pPr>
+        <w:pStyle w:val="Compact"/>
+        <w:numPr>
+          <w:ilvl w:val="0"/>
+          <w:numId w:val="1035"/>
+        </w:numPr>
+      </w:pPr>
+      <w:r>
+        <w:rPr>
+          <w:rFonts w:hint="eastAsia" w:eastAsia="SimSun" w:ascii="Times New Roman" w:hAnsi="Times New Roman"/>
+        </w:rPr>
+        <w:t xml:space="preserve">为什么</w:t>
+      </w:r>
+      <w:r>
+        <w:t xml:space="preserve"> Cr(VI) </w:t>
+      </w:r>
+      <w:r>
+        <w:rPr>
+          <w:rFonts w:hint="eastAsia" w:eastAsia="SimSun" w:ascii="Times New Roman" w:hAnsi="Times New Roman"/>
+        </w:rPr>
+        <w:t xml:space="preserve">废液需要用</w:t>
+      </w:r>
+      <w:r>
+        <w:t xml:space="preserve"> FeSO₄ </w:t>
+      </w:r>
+      <w:r>
+        <w:rPr>
+          <w:rFonts w:hint="eastAsia" w:eastAsia="SimSun" w:ascii="Times New Roman" w:hAnsi="Times New Roman"/>
+        </w:rPr>
+        <w:t xml:space="preserve">处理？写出相关反应。</w:t>
+      </w:r>
+    </w:p>
+    <w:bookmarkEnd w:id="66"/>
+    <w:bookmarkStart w:id="67" w:name="选做题"/>
     <w:p>
       <w:pPr>
         <w:pStyle w:val="Heading3"/>
@@ -11052,7 +11586,7 @@
         <w:rPr>
           <w:rFonts w:hint="eastAsia" w:eastAsia="SimHei" w:ascii="Times New Roman" w:hAnsi="Times New Roman"/>
         </w:rPr>
-        <w:t xml:space="preserve">参考答案</w:t>
+        <w:t xml:space="preserve">选做题</w:t>
       </w:r>
     </w:p>
     <w:p>
@@ -11064,31 +11598,37 @@
         </w:numPr>
       </w:pPr>
       <w:r>
-        <w:t xml:space="preserve">TiCl₄ + 2H₂O → TiO₂ + 4HCl↑。TiCl₄ </w:t>
-      </w:r>
-      <w:r>
-        <w:rPr>
-          <w:rFonts w:hint="eastAsia" w:eastAsia="SimSun" w:ascii="Times New Roman" w:hAnsi="Times New Roman"/>
-        </w:rPr>
-        <w:t xml:space="preserve">中</w:t>
-      </w:r>
-      <w:r>
-        <w:t xml:space="preserve"> Ti⁴⁺ </w:t>
-      </w:r>
-      <w:r>
-        <w:rPr>
-          <w:rFonts w:hint="eastAsia" w:eastAsia="SimSun" w:ascii="Times New Roman" w:hAnsi="Times New Roman"/>
-        </w:rPr>
-        <w:t xml:space="preserve">电荷高、半径小，对水分子有强极化作用，水解剧烈产生</w:t>
-      </w:r>
-      <w:r>
-        <w:t xml:space="preserve"> HCl </w:t>
-      </w:r>
-      <w:r>
-        <w:rPr>
-          <w:rFonts w:hint="eastAsia" w:eastAsia="SimSun" w:ascii="Times New Roman" w:hAnsi="Times New Roman"/>
-        </w:rPr>
-        <w:t xml:space="preserve">气体遇水蒸气形成白色酸雾。</w:t>
+        <w:rPr>
+          <w:rFonts w:hint="eastAsia" w:eastAsia="SimSun" w:ascii="Times New Roman" w:hAnsi="Times New Roman"/>
+        </w:rPr>
+        <w:t xml:space="preserve">比较</w:t>
+      </w:r>
+      <w:r>
+        <w:t xml:space="preserve"> Cr(OH)₃ </w:t>
+      </w:r>
+      <w:r>
+        <w:rPr>
+          <w:rFonts w:hint="eastAsia" w:eastAsia="SimSun" w:ascii="Times New Roman" w:hAnsi="Times New Roman"/>
+        </w:rPr>
+        <w:t xml:space="preserve">与</w:t>
+      </w:r>
+      <w:r>
+        <w:t xml:space="preserve"> Al(OH)₃ </w:t>
+      </w:r>
+      <w:r>
+        <w:rPr>
+          <w:rFonts w:hint="eastAsia" w:eastAsia="SimSun" w:ascii="Times New Roman" w:hAnsi="Times New Roman"/>
+        </w:rPr>
+        <w:t xml:space="preserve">的两性异同，说明</w:t>
+      </w:r>
+      <w:r>
+        <w:t xml:space="preserve"> Cr(III) </w:t>
+      </w:r>
+      <w:r>
+        <w:rPr>
+          <w:rFonts w:hint="eastAsia" w:eastAsia="SimSun" w:ascii="Times New Roman" w:hAnsi="Times New Roman"/>
+        </w:rPr>
+        <w:t xml:space="preserve">动力学惰性的表现。</w:t>
       </w:r>
     </w:p>
     <w:p>
@@ -11103,37 +11643,25 @@
         <w:rPr>
           <w:rFonts w:hint="eastAsia" w:eastAsia="SimSun" w:ascii="Times New Roman" w:hAnsi="Times New Roman"/>
         </w:rPr>
-        <w:t xml:space="preserve">V²⁺(紫,</w:t>
-      </w:r>
-      <w:r>
-        <w:t xml:space="preserve"> +2) → </w:t>
-      </w:r>
-      <w:r>
-        <w:rPr>
-          <w:rFonts w:hint="eastAsia" w:eastAsia="SimSun" w:ascii="Times New Roman" w:hAnsi="Times New Roman"/>
-        </w:rPr>
-        <w:t xml:space="preserve">V³⁺(绿,</w:t>
-      </w:r>
-      <w:r>
-        <w:t xml:space="preserve"> +3) → </w:t>
-      </w:r>
-      <w:r>
-        <w:rPr>
-          <w:rFonts w:hint="eastAsia" w:eastAsia="SimSun" w:ascii="Times New Roman" w:hAnsi="Times New Roman"/>
-        </w:rPr>
-        <w:t xml:space="preserve">VO²⁺(蓝,</w:t>
-      </w:r>
-      <w:r>
-        <w:t xml:space="preserve"> +4) → </w:t>
-      </w:r>
-      <w:r>
-        <w:rPr>
-          <w:rFonts w:hint="eastAsia" w:eastAsia="SimSun" w:ascii="Times New Roman" w:hAnsi="Times New Roman"/>
-        </w:rPr>
-        <w:t xml:space="preserve">VO₂⁺(黄,</w:t>
-      </w:r>
-      <w:r>
-        <w:t xml:space="preserve"> +5)</w:t>
+        <w:t xml:space="preserve">已知</w:t>
+      </w:r>
+      <w:r>
+        <w:t xml:space="preserve"> Ti³⁺ </w:t>
+      </w:r>
+      <w:r>
+        <w:rPr>
+          <w:rFonts w:hint="eastAsia" w:eastAsia="SimSun" w:ascii="Times New Roman" w:hAnsi="Times New Roman"/>
+        </w:rPr>
+        <w:t xml:space="preserve">在空气中易被氧化为</w:t>
+      </w:r>
+      <w:r>
+        <w:t xml:space="preserve"> </w:t>
+      </w:r>
+      <w:r>
+        <w:rPr>
+          <w:rFonts w:hint="eastAsia" w:eastAsia="SimSun" w:ascii="Times New Roman" w:hAnsi="Times New Roman"/>
+        </w:rPr>
+        <w:t xml:space="preserve">Ti⁴⁺，写出氧化反应方程式，并预测颜色变化。</w:t>
       </w:r>
     </w:p>
     <w:p>
@@ -11148,37 +11676,29 @@
         <w:rPr>
           <w:rFonts w:hint="eastAsia" w:eastAsia="SimSun" w:ascii="Times New Roman" w:hAnsi="Times New Roman"/>
         </w:rPr>
-        <w:t xml:space="preserve">2CrO₄²⁻(黄)</w:t>
-      </w:r>
-      <w:r>
-        <w:t xml:space="preserve"> + 2H⁺ ⇌ </w:t>
-      </w:r>
-      <w:r>
-        <w:rPr>
-          <w:rFonts w:hint="eastAsia" w:eastAsia="SimSun" w:ascii="Times New Roman" w:hAnsi="Times New Roman"/>
-        </w:rPr>
-        <w:t xml:space="preserve">Cr₂O₇²⁻(橙)</w:t>
-      </w:r>
-      <w:r>
-        <w:t xml:space="preserve"> + </w:t>
-      </w:r>
-      <w:r>
-        <w:rPr>
-          <w:rFonts w:hint="eastAsia" w:eastAsia="SimSun" w:ascii="Times New Roman" w:hAnsi="Times New Roman"/>
-        </w:rPr>
-        <w:t xml:space="preserve">H₂O，K=4.2×10¹⁴。加酸变橙，加碱变黄。</w:t>
-      </w:r>
-      <w:r>
-        <w:t xml:space="preserve"> </w:t>
-      </w:r>
-      <w:r>
-        <w:t xml:space="preserve">4-6. </w:t>
-      </w:r>
-      <w:r>
-        <w:rPr>
-          <w:rFonts w:hint="eastAsia" w:eastAsia="SimSun" w:ascii="Times New Roman" w:hAnsi="Times New Roman"/>
-        </w:rPr>
-        <w:t xml:space="preserve">见第六节例题解析。</w:t>
+        <w:t xml:space="preserve">解释为什么</w:t>
+      </w:r>
+      <w:r>
+        <w:t xml:space="preserve"> Cr </w:t>
+      </w:r>
+      <w:r>
+        <w:rPr>
+          <w:rFonts w:hint="eastAsia" w:eastAsia="SimSun" w:ascii="Times New Roman" w:hAnsi="Times New Roman"/>
+        </w:rPr>
+        <w:t xml:space="preserve">在所有金属单质中硬度最大（从电子构型角度）。</w:t>
+      </w:r>
+    </w:p>
+    <w:bookmarkEnd w:id="67"/>
+    <w:bookmarkStart w:id="68" w:name="参考答案"/>
+    <w:p>
+      <w:pPr>
+        <w:pStyle w:val="Heading3"/>
+      </w:pPr>
+      <w:r>
+        <w:rPr>
+          <w:rFonts w:hint="eastAsia" w:eastAsia="SimHei" w:ascii="Times New Roman" w:hAnsi="Times New Roman"/>
+        </w:rPr>
+        <w:t xml:space="preserve">参考答案</w:t>
       </w:r>
     </w:p>
     <w:p>
@@ -11186,44 +11706,35 @@
         <w:pStyle w:val="Compact"/>
         <w:numPr>
           <w:ilvl w:val="0"/>
-          <w:numId w:val="1036"/>
+          <w:numId w:val="1037"/>
         </w:numPr>
       </w:pPr>
       <w:r>
-        <w:rPr>
-          <w:rFonts w:hint="eastAsia" w:eastAsia="SimSun" w:ascii="Times New Roman" w:hAnsi="Times New Roman"/>
-        </w:rPr>
-        <w:t xml:space="preserve">因</w:t>
-      </w:r>
-      <w:r>
-        <w:t xml:space="preserve"> Cr(VI) </w:t>
-      </w:r>
-      <w:r>
-        <w:rPr>
-          <w:rFonts w:hint="eastAsia" w:eastAsia="SimSun" w:ascii="Times New Roman" w:hAnsi="Times New Roman"/>
-        </w:rPr>
-        <w:t xml:space="preserve">有毒且具强氧化性，Fe²⁺</w:t>
-      </w:r>
-      <w:r>
-        <w:t xml:space="preserve"> </w:t>
-      </w:r>
-      <w:r>
-        <w:rPr>
-          <w:rFonts w:hint="eastAsia" w:eastAsia="SimSun" w:ascii="Times New Roman" w:hAnsi="Times New Roman"/>
-        </w:rPr>
-        <w:t xml:space="preserve">可将其还原为无毒的</w:t>
-      </w:r>
-      <w:r>
-        <w:t xml:space="preserve"> </w:t>
-      </w:r>
-      <w:r>
-        <w:rPr>
-          <w:rFonts w:hint="eastAsia" w:eastAsia="SimSun" w:ascii="Times New Roman" w:hAnsi="Times New Roman"/>
-        </w:rPr>
-        <w:t xml:space="preserve">Cr³⁺。反应：Cr₂O₇²⁻</w:t>
-      </w:r>
-      <w:r>
-        <w:t xml:space="preserve"> + 6Fe²⁺ + 14H⁺ → 2Cr³⁺ + 6Fe³⁺ + 7H₂O。</w:t>
+        <w:t xml:space="preserve">TiCl₄ + 2H₂O → TiO₂ + 4HCl↑。TiCl₄ </w:t>
+      </w:r>
+      <w:r>
+        <w:rPr>
+          <w:rFonts w:hint="eastAsia" w:eastAsia="SimSun" w:ascii="Times New Roman" w:hAnsi="Times New Roman"/>
+        </w:rPr>
+        <w:t xml:space="preserve">中</w:t>
+      </w:r>
+      <w:r>
+        <w:t xml:space="preserve"> Ti⁴⁺ </w:t>
+      </w:r>
+      <w:r>
+        <w:rPr>
+          <w:rFonts w:hint="eastAsia" w:eastAsia="SimSun" w:ascii="Times New Roman" w:hAnsi="Times New Roman"/>
+        </w:rPr>
+        <w:t xml:space="preserve">电荷高、半径小，对水分子有强极化作用，水解剧烈产生</w:t>
+      </w:r>
+      <w:r>
+        <w:t xml:space="preserve"> HCl </w:t>
+      </w:r>
+      <w:r>
+        <w:rPr>
+          <w:rFonts w:hint="eastAsia" w:eastAsia="SimSun" w:ascii="Times New Roman" w:hAnsi="Times New Roman"/>
+        </w:rPr>
+        <w:t xml:space="preserve">气体遇水蒸气形成白色酸雾。</w:t>
       </w:r>
     </w:p>
     <w:p>
@@ -11231,62 +11742,44 @@
         <w:pStyle w:val="Compact"/>
         <w:numPr>
           <w:ilvl w:val="0"/>
-          <w:numId w:val="1036"/>
+          <w:numId w:val="1037"/>
         </w:numPr>
       </w:pPr>
       <w:r>
-        <w:t xml:space="preserve">Cr(OH)₃ </w:t>
-      </w:r>
-      <w:r>
-        <w:rPr>
-          <w:rFonts w:hint="eastAsia" w:eastAsia="SimSun" w:ascii="Times New Roman" w:hAnsi="Times New Roman"/>
-        </w:rPr>
-        <w:t xml:space="preserve">与</w:t>
-      </w:r>
-      <w:r>
-        <w:t xml:space="preserve"> Al(OH)₃ </w:t>
-      </w:r>
-      <w:r>
-        <w:rPr>
-          <w:rFonts w:hint="eastAsia" w:eastAsia="SimSun" w:ascii="Times New Roman" w:hAnsi="Times New Roman"/>
-        </w:rPr>
-        <w:t xml:space="preserve">均为两性氢氧化物，但</w:t>
-      </w:r>
-      <w:r>
-        <w:t xml:space="preserve"> Cr(III) </w:t>
-      </w:r>
-      <w:r>
-        <w:rPr>
-          <w:rFonts w:hint="eastAsia" w:eastAsia="SimSun" w:ascii="Times New Roman" w:hAnsi="Times New Roman"/>
-        </w:rPr>
-        <w:t xml:space="preserve">的</w:t>
-      </w:r>
-      <w:r>
-        <w:t xml:space="preserve"> d³ </w:t>
-      </w:r>
-      <w:r>
-        <w:rPr>
-          <w:rFonts w:hint="eastAsia" w:eastAsia="SimSun" w:ascii="Times New Roman" w:hAnsi="Times New Roman"/>
-        </w:rPr>
-        <w:t xml:space="preserve">构型导致配体交换极慢（半衰期约</w:t>
-      </w:r>
-      <w:r>
-        <w:t xml:space="preserve"> 10⁵ </w:t>
-      </w:r>
-      <w:r>
-        <w:rPr>
-          <w:rFonts w:hint="eastAsia" w:eastAsia="SimSun" w:ascii="Times New Roman" w:hAnsi="Times New Roman"/>
-        </w:rPr>
-        <w:t xml:space="preserve">小时），水合异构体可分离；Al(III)</w:t>
-      </w:r>
-      <w:r>
-        <w:t xml:space="preserve"> </w:t>
-      </w:r>
-      <w:r>
-        <w:rPr>
-          <w:rFonts w:hint="eastAsia" w:eastAsia="SimSun" w:ascii="Times New Roman" w:hAnsi="Times New Roman"/>
-        </w:rPr>
-        <w:t xml:space="preserve">配体交换快，异构体无法分离。</w:t>
+        <w:rPr>
+          <w:rFonts w:hint="eastAsia" w:eastAsia="SimSun" w:ascii="Times New Roman" w:hAnsi="Times New Roman"/>
+        </w:rPr>
+        <w:t xml:space="preserve">V²⁺(紫,</w:t>
+      </w:r>
+      <w:r>
+        <w:t xml:space="preserve"> +2) → </w:t>
+      </w:r>
+      <w:r>
+        <w:rPr>
+          <w:rFonts w:hint="eastAsia" w:eastAsia="SimSun" w:ascii="Times New Roman" w:hAnsi="Times New Roman"/>
+        </w:rPr>
+        <w:t xml:space="preserve">V³⁺(绿,</w:t>
+      </w:r>
+      <w:r>
+        <w:t xml:space="preserve"> +3) → </w:t>
+      </w:r>
+      <w:r>
+        <w:rPr>
+          <w:rFonts w:hint="eastAsia" w:eastAsia="SimSun" w:ascii="Times New Roman" w:hAnsi="Times New Roman"/>
+        </w:rPr>
+        <w:t xml:space="preserve">VO²⁺(蓝,</w:t>
+      </w:r>
+      <w:r>
+        <w:t xml:space="preserve"> +4) → </w:t>
+      </w:r>
+      <w:r>
+        <w:rPr>
+          <w:rFonts w:hint="eastAsia" w:eastAsia="SimSun" w:ascii="Times New Roman" w:hAnsi="Times New Roman"/>
+        </w:rPr>
+        <w:t xml:space="preserve">VO₂⁺(黄,</w:t>
+      </w:r>
+      <w:r>
+        <w:t xml:space="preserve"> +5)</w:t>
       </w:r>
     </w:p>
     <w:p>
@@ -11294,41 +11787,44 @@
         <w:pStyle w:val="Compact"/>
         <w:numPr>
           <w:ilvl w:val="0"/>
-          <w:numId w:val="1036"/>
+          <w:numId w:val="1037"/>
         </w:numPr>
       </w:pPr>
       <w:r>
         <w:rPr>
           <w:rFonts w:hint="eastAsia" w:eastAsia="SimSun" w:ascii="Times New Roman" w:hAnsi="Times New Roman"/>
         </w:rPr>
-        <w:t xml:space="preserve">2[Ti(H₂O)₆]³⁺(紫)</w:t>
-      </w:r>
-      <w:r>
-        <w:t xml:space="preserve"> + O₂ + 4H⁺ → </w:t>
-      </w:r>
-      <w:r>
-        <w:rPr>
-          <w:rFonts w:hint="eastAsia" w:eastAsia="SimSun" w:ascii="Times New Roman" w:hAnsi="Times New Roman"/>
-        </w:rPr>
-        <w:t xml:space="preserve">2[TiO(H₂O)₅]²⁺(无色)</w:t>
-      </w:r>
-      <w:r>
-        <w:t xml:space="preserve"> + 5H₂O </w:t>
-      </w:r>
-      <w:r>
-        <w:rPr>
-          <w:rFonts w:hint="eastAsia" w:eastAsia="SimSun" w:ascii="Times New Roman" w:hAnsi="Times New Roman"/>
-        </w:rPr>
-        <w:t xml:space="preserve">或其他</w:t>
-      </w:r>
-      <w:r>
-        <w:t xml:space="preserve"> Ti⁴⁺ </w:t>
-      </w:r>
-      <w:r>
-        <w:rPr>
-          <w:rFonts w:hint="eastAsia" w:eastAsia="SimSun" w:ascii="Times New Roman" w:hAnsi="Times New Roman"/>
-        </w:rPr>
-        <w:t xml:space="preserve">物种。颜色由紫色变为无色。</w:t>
+        <w:t xml:space="preserve">2CrO₄²⁻(黄)</w:t>
+      </w:r>
+      <w:r>
+        <w:t xml:space="preserve"> + 2H⁺ ⇌ </w:t>
+      </w:r>
+      <w:r>
+        <w:rPr>
+          <w:rFonts w:hint="eastAsia" w:eastAsia="SimSun" w:ascii="Times New Roman" w:hAnsi="Times New Roman"/>
+        </w:rPr>
+        <w:t xml:space="preserve">Cr₂O₇²⁻(橙)</w:t>
+      </w:r>
+      <w:r>
+        <w:t xml:space="preserve"> + </w:t>
+      </w:r>
+      <w:r>
+        <w:rPr>
+          <w:rFonts w:hint="eastAsia" w:eastAsia="SimSun" w:ascii="Times New Roman" w:hAnsi="Times New Roman"/>
+        </w:rPr>
+        <w:t xml:space="preserve">H₂O，K=4.2×10¹⁴。加酸变橙，加碱变黄。</w:t>
+      </w:r>
+      <w:r>
+        <w:t xml:space="preserve"> </w:t>
+      </w:r>
+      <w:r>
+        <w:t xml:space="preserve">4-6. </w:t>
+      </w:r>
+      <w:r>
+        <w:rPr>
+          <w:rFonts w:hint="eastAsia" w:eastAsia="SimSun" w:ascii="Times New Roman" w:hAnsi="Times New Roman"/>
+        </w:rPr>
+        <w:t xml:space="preserve">见第六节例题解析。</w:t>
       </w:r>
     </w:p>
     <w:p>
@@ -11336,10 +11832,160 @@
         <w:pStyle w:val="Compact"/>
         <w:numPr>
           <w:ilvl w:val="0"/>
-          <w:numId w:val="1036"/>
+          <w:numId w:val="1037"/>
         </w:numPr>
       </w:pPr>
       <w:r>
+        <w:rPr>
+          <w:rFonts w:hint="eastAsia" w:eastAsia="SimSun" w:ascii="Times New Roman" w:hAnsi="Times New Roman"/>
+        </w:rPr>
+        <w:t xml:space="preserve">因</w:t>
+      </w:r>
+      <w:r>
+        <w:t xml:space="preserve"> Cr(VI) </w:t>
+      </w:r>
+      <w:r>
+        <w:rPr>
+          <w:rFonts w:hint="eastAsia" w:eastAsia="SimSun" w:ascii="Times New Roman" w:hAnsi="Times New Roman"/>
+        </w:rPr>
+        <w:t xml:space="preserve">有毒且具强氧化性，Fe²⁺</w:t>
+      </w:r>
+      <w:r>
+        <w:t xml:space="preserve"> </w:t>
+      </w:r>
+      <w:r>
+        <w:rPr>
+          <w:rFonts w:hint="eastAsia" w:eastAsia="SimSun" w:ascii="Times New Roman" w:hAnsi="Times New Roman"/>
+        </w:rPr>
+        <w:t xml:space="preserve">可将其还原为无毒的</w:t>
+      </w:r>
+      <w:r>
+        <w:t xml:space="preserve"> </w:t>
+      </w:r>
+      <w:r>
+        <w:rPr>
+          <w:rFonts w:hint="eastAsia" w:eastAsia="SimSun" w:ascii="Times New Roman" w:hAnsi="Times New Roman"/>
+        </w:rPr>
+        <w:t xml:space="preserve">Cr³⁺。反应：Cr₂O₇²⁻</w:t>
+      </w:r>
+      <w:r>
+        <w:t xml:space="preserve"> + 6Fe²⁺ + 14H⁺ → 2Cr³⁺ + 6Fe³⁺ + 7H₂O。</w:t>
+      </w:r>
+    </w:p>
+    <w:p>
+      <w:pPr>
+        <w:pStyle w:val="Compact"/>
+        <w:numPr>
+          <w:ilvl w:val="0"/>
+          <w:numId w:val="1037"/>
+        </w:numPr>
+      </w:pPr>
+      <w:r>
+        <w:t xml:space="preserve">Cr(OH)₃ </w:t>
+      </w:r>
+      <w:r>
+        <w:rPr>
+          <w:rFonts w:hint="eastAsia" w:eastAsia="SimSun" w:ascii="Times New Roman" w:hAnsi="Times New Roman"/>
+        </w:rPr>
+        <w:t xml:space="preserve">与</w:t>
+      </w:r>
+      <w:r>
+        <w:t xml:space="preserve"> Al(OH)₃ </w:t>
+      </w:r>
+      <w:r>
+        <w:rPr>
+          <w:rFonts w:hint="eastAsia" w:eastAsia="SimSun" w:ascii="Times New Roman" w:hAnsi="Times New Roman"/>
+        </w:rPr>
+        <w:t xml:space="preserve">均为两性氢氧化物，但</w:t>
+      </w:r>
+      <w:r>
+        <w:t xml:space="preserve"> Cr(III) </w:t>
+      </w:r>
+      <w:r>
+        <w:rPr>
+          <w:rFonts w:hint="eastAsia" w:eastAsia="SimSun" w:ascii="Times New Roman" w:hAnsi="Times New Roman"/>
+        </w:rPr>
+        <w:t xml:space="preserve">的</w:t>
+      </w:r>
+      <w:r>
+        <w:t xml:space="preserve"> d³ </w:t>
+      </w:r>
+      <w:r>
+        <w:rPr>
+          <w:rFonts w:hint="eastAsia" w:eastAsia="SimSun" w:ascii="Times New Roman" w:hAnsi="Times New Roman"/>
+        </w:rPr>
+        <w:t xml:space="preserve">构型导致配体交换极慢（半衰期约</w:t>
+      </w:r>
+      <w:r>
+        <w:t xml:space="preserve"> 10⁵ </w:t>
+      </w:r>
+      <w:r>
+        <w:rPr>
+          <w:rFonts w:hint="eastAsia" w:eastAsia="SimSun" w:ascii="Times New Roman" w:hAnsi="Times New Roman"/>
+        </w:rPr>
+        <w:t xml:space="preserve">小时），水合异构体可分离；Al(III)</w:t>
+      </w:r>
+      <w:r>
+        <w:t xml:space="preserve"> </w:t>
+      </w:r>
+      <w:r>
+        <w:rPr>
+          <w:rFonts w:hint="eastAsia" w:eastAsia="SimSun" w:ascii="Times New Roman" w:hAnsi="Times New Roman"/>
+        </w:rPr>
+        <w:t xml:space="preserve">配体交换快，异构体无法分离。</w:t>
+      </w:r>
+    </w:p>
+    <w:p>
+      <w:pPr>
+        <w:pStyle w:val="Compact"/>
+        <w:numPr>
+          <w:ilvl w:val="0"/>
+          <w:numId w:val="1037"/>
+        </w:numPr>
+      </w:pPr>
+      <w:r>
+        <w:rPr>
+          <w:rFonts w:hint="eastAsia" w:eastAsia="SimSun" w:ascii="Times New Roman" w:hAnsi="Times New Roman"/>
+        </w:rPr>
+        <w:t xml:space="preserve">2[Ti(H₂O)₆]³⁺(紫)</w:t>
+      </w:r>
+      <w:r>
+        <w:t xml:space="preserve"> + O₂ + 4H⁺ → </w:t>
+      </w:r>
+      <w:r>
+        <w:rPr>
+          <w:rFonts w:hint="eastAsia" w:eastAsia="SimSun" w:ascii="Times New Roman" w:hAnsi="Times New Roman"/>
+        </w:rPr>
+        <w:t xml:space="preserve">2[TiO(H₂O)₅]²⁺(无色)</w:t>
+      </w:r>
+      <w:r>
+        <w:t xml:space="preserve"> + 5H₂O </w:t>
+      </w:r>
+      <w:r>
+        <w:rPr>
+          <w:rFonts w:hint="eastAsia" w:eastAsia="SimSun" w:ascii="Times New Roman" w:hAnsi="Times New Roman"/>
+        </w:rPr>
+        <w:t xml:space="preserve">或其他</w:t>
+      </w:r>
+      <w:r>
+        <w:t xml:space="preserve"> Ti⁴⁺ </w:t>
+      </w:r>
+      <w:r>
+        <w:rPr>
+          <w:rFonts w:hint="eastAsia" w:eastAsia="SimSun" w:ascii="Times New Roman" w:hAnsi="Times New Roman"/>
+        </w:rPr>
+        <w:t xml:space="preserve">物种。颜色由紫色变为无色。</w:t>
+      </w:r>
+    </w:p>
+    <w:p>
+      <w:pPr>
+        <w:pStyle w:val="Compact"/>
+        <w:numPr>
+          <w:ilvl w:val="0"/>
+          <w:numId w:val="1037"/>
+        </w:numPr>
+      </w:pPr>
+      <w:r>
         <w:t xml:space="preserve">Cr </w:t>
       </w:r>
       <w:r>
@@ -11376,9 +12022,9 @@
         <w:t xml:space="preserve">硬度最大。</w:t>
       </w:r>
     </w:p>
-    <w:bookmarkEnd w:id="59"/>
-    <w:bookmarkEnd w:id="60"/>
-    <w:bookmarkEnd w:id="61"/>
+    <w:bookmarkEnd w:id="68"/>
+    <w:bookmarkEnd w:id="69"/>
+    <w:bookmarkEnd w:id="70"/>
     <w:sectPr>
       <w:footerReference w:type="default" r:id="rId9"/>
       <w:footnotePr>
@@ -11885,34 +12531,7 @@
     <w:abstractNumId w:val="991"/>
   </w:num>
   <w:num w:numId="1033">
-    <w:abstractNumId w:val="99411"/>
-    <w:lvlOverride w:ilvl="0">
-      <w:startOverride w:val="1"/>
-    </w:lvlOverride>
-    <w:lvlOverride w:ilvl="1">
-      <w:startOverride w:val="1"/>
-    </w:lvlOverride>
-    <w:lvlOverride w:ilvl="2">
-      <w:startOverride w:val="1"/>
-    </w:lvlOverride>
-    <w:lvlOverride w:ilvl="3">
-      <w:startOverride w:val="1"/>
-    </w:lvlOverride>
-    <w:lvlOverride w:ilvl="4">
-      <w:startOverride w:val="1"/>
-    </w:lvlOverride>
-    <w:lvlOverride w:ilvl="5">
-      <w:startOverride w:val="1"/>
-    </w:lvlOverride>
-    <w:lvlOverride w:ilvl="6">
-      <w:startOverride w:val="1"/>
-    </w:lvlOverride>
-    <w:lvlOverride w:ilvl="7">
-      <w:startOverride w:val="1"/>
-    </w:lvlOverride>
-    <w:lvlOverride w:ilvl="8">
-      <w:startOverride w:val="1"/>
-    </w:lvlOverride>
+    <w:abstractNumId w:val="991"/>
   </w:num>
   <w:num w:numId="1034">
     <w:abstractNumId w:val="99411"/>
@@ -11945,6 +12564,36 @@
     </w:lvlOverride>
   </w:num>
   <w:num w:numId="1035">
+    <w:abstractNumId w:val="99411"/>
+    <w:lvlOverride w:ilvl="0">
+      <w:startOverride w:val="1"/>
+    </w:lvlOverride>
+    <w:lvlOverride w:ilvl="1">
+      <w:startOverride w:val="1"/>
+    </w:lvlOverride>
+    <w:lvlOverride w:ilvl="2">
+      <w:startOverride w:val="1"/>
+    </w:lvlOverride>
+    <w:lvlOverride w:ilvl="3">
+      <w:startOverride w:val="1"/>
+    </w:lvlOverride>
+    <w:lvlOverride w:ilvl="4">
+      <w:startOverride w:val="1"/>
+    </w:lvlOverride>
+    <w:lvlOverride w:ilvl="5">
+      <w:startOverride w:val="1"/>
+    </w:lvlOverride>
+    <w:lvlOverride w:ilvl="6">
+      <w:startOverride w:val="1"/>
+    </w:lvlOverride>
+    <w:lvlOverride w:ilvl="7">
+      <w:startOverride w:val="1"/>
+    </w:lvlOverride>
+    <w:lvlOverride w:ilvl="8">
+      <w:startOverride w:val="1"/>
+    </w:lvlOverride>
+  </w:num>
+  <w:num w:numId="1036">
     <w:abstractNumId w:val="99418"/>
     <w:lvlOverride w:ilvl="0">
       <w:startOverride w:val="8"/>
@@ -11974,7 +12623,7 @@
       <w:startOverride w:val="8"/>
     </w:lvlOverride>
   </w:num>
-  <w:num w:numId="1036">
+  <w:num w:numId="1037">
     <w:abstractNumId w:val="99411"/>
     <w:lvlOverride w:ilvl="0">
       <w:startOverride w:val="1"/>
